--- a/plantillas/notarial/D5-NOT_Manual_Cumplimiento_PLD_v3.docx
+++ b/plantillas/notarial/D5-NOT_Manual_Cumplimiento_PLD_v3.docx
@@ -1666,6 +1666,634 @@
         </w:tc>
       </w:tr>
     </w:tbl>
+    <w:p>
+      <w:pPr>
+        <w:keepNext/>
+        <w:spacing w:after="60" w:before="120"/>
+      </w:pPr>
+      <w:r>
+        <w:rPr>
+          <w:rFonts w:ascii="Calibri" w:cs="Calibri" w:eastAsia="Calibri" w:hAnsi="Calibri"/>
+          <w:b/>
+          <w:bCs/>
+          <w:color w:val="0A1628"/>
+          <w:sz w:val="19"/>
+          <w:szCs w:val="19"/>
+        </w:rPr>
+        <w:t xml:space="preserve">4.2 Integración, cotejo, verificación y actualización del expediente (Arts. 12, 21 y 22 RCG)</w:t>
+      </w:r>
+    </w:p>
+    <w:p>
+      <w:pPr>
+        <w:spacing w:after="110"/>
+      </w:pPr>
+      <w:r>
+        <w:rPr>
+          <w:rFonts w:ascii="Calibri" w:cs="Calibri" w:eastAsia="Calibri" w:hAnsi="Calibri"/>
+          <w:sz w:val="20"/>
+          <w:szCs w:val="20"/>
+        </w:rPr>
+        <w:t xml:space="preserve">El expediente único de identificación se integra antes del acto u operación o, a más tardar, al establecer la Relación de negocios, con los datos y documentos del Anexo de las RCG que corresponda al tipo de Cliente o Usuaria (Art. 12):</w:t>
+      </w:r>
+    </w:p>
+    <w:tbl>
+      <w:tblPr>
+        <w:tblW w:type="dxa" w:w="9500"/>
+        <w:tblBorders>
+          <w:top w:val="single" w:color="auto" w:sz="4"/>
+          <w:left w:val="single" w:color="auto" w:sz="4"/>
+          <w:bottom w:val="single" w:color="auto" w:sz="4"/>
+          <w:right w:val="single" w:color="auto" w:sz="4"/>
+          <w:insideH w:val="single" w:color="auto" w:sz="4"/>
+          <w:insideV w:val="single" w:color="auto" w:sz="4"/>
+        </w:tblBorders>
+        <w:tblLayout w:type="fixed"/>
+      </w:tblPr>
+      <w:tblGrid>
+        <w:gridCol w:w="5200"/>
+        <w:gridCol w:w="4300"/>
+      </w:tblGrid>
+      <w:tr>
+        <w:trPr>
+          <w:tblHeader/>
+        </w:trPr>
+        <w:tc>
+          <w:tcPr>
+            <w:tcW w:type="dxa" w:w="5200"/>
+            <w:shd w:fill="1F3864" w:val="clear"/>
+            <w:tcMar>
+              <w:top w:type="dxa" w:w="60"/>
+              <w:left w:type="dxa" w:w="100"/>
+              <w:bottom w:type="dxa" w:w="60"/>
+              <w:right w:type="dxa" w:w="100"/>
+            </w:tcMar>
+          </w:tcPr>
+          <w:p>
+            <w:pPr>
+              <w:spacing w:after="0"/>
+            </w:pPr>
+            <w:r>
+              <w:rPr>
+                <w:rFonts w:ascii="Calibri" w:cs="Calibri" w:eastAsia="Calibri" w:hAnsi="Calibri"/>
+                <w:b/>
+                <w:bCs/>
+                <w:color w:val="FFFFFF"/>
+                <w:sz w:val="18"/>
+                <w:szCs w:val="18"/>
+              </w:rPr>
+              <w:t xml:space="preserve">Tipo de Cliente o Usuaria</w:t>
+            </w:r>
+          </w:p>
+        </w:tc>
+        <w:tc>
+          <w:tcPr>
+            <w:tcW w:type="dxa" w:w="4300"/>
+            <w:shd w:fill="1F3864" w:val="clear"/>
+            <w:tcMar>
+              <w:top w:type="dxa" w:w="60"/>
+              <w:left w:type="dxa" w:w="100"/>
+              <w:bottom w:type="dxa" w:w="60"/>
+              <w:right w:type="dxa" w:w="100"/>
+            </w:tcMar>
+          </w:tcPr>
+          <w:p>
+            <w:pPr>
+              <w:spacing w:after="0"/>
+            </w:pPr>
+            <w:r>
+              <w:rPr>
+                <w:rFonts w:ascii="Calibri" w:cs="Calibri" w:eastAsia="Calibri" w:hAnsi="Calibri"/>
+                <w:b/>
+                <w:bCs/>
+                <w:color w:val="FFFFFF"/>
+                <w:sz w:val="18"/>
+                <w:szCs w:val="18"/>
+              </w:rPr>
+              <w:t xml:space="preserve">Anexo RCG</w:t>
+            </w:r>
+          </w:p>
+        </w:tc>
+      </w:tr>
+      <w:tr>
+        <w:trPr>
+          <w:cantSplit/>
+        </w:trPr>
+        <w:tc>
+          <w:tcPr>
+            <w:tcW w:type="dxa" w:w="5200"/>
+            <w:tcMar>
+              <w:top w:type="dxa" w:w="60"/>
+              <w:left w:type="dxa" w:w="100"/>
+              <w:bottom w:type="dxa" w:w="60"/>
+              <w:right w:type="dxa" w:w="100"/>
+            </w:tcMar>
+          </w:tcPr>
+          <w:p>
+            <w:pPr>
+              <w:spacing w:after="0"/>
+            </w:pPr>
+            <w:r>
+              <w:rPr>
+                <w:rFonts w:ascii="Calibri" w:cs="Calibri" w:eastAsia="Calibri" w:hAnsi="Calibri"/>
+                <w:sz w:val="18"/>
+                <w:szCs w:val="18"/>
+              </w:rPr>
+              <w:t xml:space="preserve">Persona física mexicana, o extranjera residente temporal o permanente</w:t>
+            </w:r>
+          </w:p>
+        </w:tc>
+        <w:tc>
+          <w:tcPr>
+            <w:tcW w:type="dxa" w:w="4300"/>
+            <w:tcMar>
+              <w:top w:type="dxa" w:w="60"/>
+              <w:left w:type="dxa" w:w="100"/>
+              <w:bottom w:type="dxa" w:w="60"/>
+              <w:right w:type="dxa" w:w="100"/>
+            </w:tcMar>
+          </w:tcPr>
+          <w:p>
+            <w:pPr>
+              <w:spacing w:after="0"/>
+            </w:pPr>
+            <w:r>
+              <w:rPr>
+                <w:rFonts w:ascii="Calibri" w:cs="Calibri" w:eastAsia="Calibri" w:hAnsi="Calibri"/>
+                <w:sz w:val="18"/>
+                <w:szCs w:val="18"/>
+              </w:rPr>
+              <w:t xml:space="preserve">Anexo 3</w:t>
+            </w:r>
+          </w:p>
+        </w:tc>
+      </w:tr>
+      <w:tr>
+        <w:trPr>
+          <w:cantSplit/>
+        </w:trPr>
+        <w:tc>
+          <w:tcPr>
+            <w:tcW w:type="dxa" w:w="5200"/>
+            <w:tcMar>
+              <w:top w:type="dxa" w:w="60"/>
+              <w:left w:type="dxa" w:w="100"/>
+              <w:bottom w:type="dxa" w:w="60"/>
+              <w:right w:type="dxa" w:w="100"/>
+            </w:tcMar>
+          </w:tcPr>
+          <w:p>
+            <w:pPr>
+              <w:spacing w:after="0"/>
+            </w:pPr>
+            <w:r>
+              <w:rPr>
+                <w:rFonts w:ascii="Calibri" w:cs="Calibri" w:eastAsia="Calibri" w:hAnsi="Calibri"/>
+                <w:sz w:val="18"/>
+                <w:szCs w:val="18"/>
+              </w:rPr>
+              <w:t xml:space="preserve">Persona moral mexicana</w:t>
+            </w:r>
+          </w:p>
+        </w:tc>
+        <w:tc>
+          <w:tcPr>
+            <w:tcW w:type="dxa" w:w="4300"/>
+            <w:tcMar>
+              <w:top w:type="dxa" w:w="60"/>
+              <w:left w:type="dxa" w:w="100"/>
+              <w:bottom w:type="dxa" w:w="60"/>
+              <w:right w:type="dxa" w:w="100"/>
+            </w:tcMar>
+          </w:tcPr>
+          <w:p>
+            <w:pPr>
+              <w:spacing w:after="0"/>
+            </w:pPr>
+            <w:r>
+              <w:rPr>
+                <w:rFonts w:ascii="Calibri" w:cs="Calibri" w:eastAsia="Calibri" w:hAnsi="Calibri"/>
+                <w:sz w:val="18"/>
+                <w:szCs w:val="18"/>
+              </w:rPr>
+              <w:t xml:space="preserve">Anexo 4</w:t>
+            </w:r>
+          </w:p>
+        </w:tc>
+      </w:tr>
+      <w:tr>
+        <w:trPr>
+          <w:cantSplit/>
+        </w:trPr>
+        <w:tc>
+          <w:tcPr>
+            <w:tcW w:type="dxa" w:w="5200"/>
+            <w:tcMar>
+              <w:top w:type="dxa" w:w="60"/>
+              <w:left w:type="dxa" w:w="100"/>
+              <w:bottom w:type="dxa" w:w="60"/>
+              <w:right w:type="dxa" w:w="100"/>
+            </w:tcMar>
+          </w:tcPr>
+          <w:p>
+            <w:pPr>
+              <w:spacing w:after="0"/>
+            </w:pPr>
+            <w:r>
+              <w:rPr>
+                <w:rFonts w:ascii="Calibri" w:cs="Calibri" w:eastAsia="Calibri" w:hAnsi="Calibri"/>
+                <w:sz w:val="18"/>
+                <w:szCs w:val="18"/>
+              </w:rPr>
+              <w:t xml:space="preserve">Persona moral mexicana de derecho público</w:t>
+            </w:r>
+          </w:p>
+        </w:tc>
+        <w:tc>
+          <w:tcPr>
+            <w:tcW w:type="dxa" w:w="4300"/>
+            <w:tcMar>
+              <w:top w:type="dxa" w:w="60"/>
+              <w:left w:type="dxa" w:w="100"/>
+              <w:bottom w:type="dxa" w:w="60"/>
+              <w:right w:type="dxa" w:w="100"/>
+            </w:tcMar>
+          </w:tcPr>
+          <w:p>
+            <w:pPr>
+              <w:spacing w:after="0"/>
+            </w:pPr>
+            <w:r>
+              <w:rPr>
+                <w:rFonts w:ascii="Calibri" w:cs="Calibri" w:eastAsia="Calibri" w:hAnsi="Calibri"/>
+                <w:sz w:val="18"/>
+                <w:szCs w:val="18"/>
+              </w:rPr>
+              <w:t xml:space="preserve">Anexos 4 Bis, 7 y 7 Bis (según el caso)</w:t>
+            </w:r>
+          </w:p>
+        </w:tc>
+      </w:tr>
+      <w:tr>
+        <w:trPr>
+          <w:cantSplit/>
+        </w:trPr>
+        <w:tc>
+          <w:tcPr>
+            <w:tcW w:type="dxa" w:w="5200"/>
+            <w:tcMar>
+              <w:top w:type="dxa" w:w="60"/>
+              <w:left w:type="dxa" w:w="100"/>
+              <w:bottom w:type="dxa" w:w="60"/>
+              <w:right w:type="dxa" w:w="100"/>
+            </w:tcMar>
+          </w:tcPr>
+          <w:p>
+            <w:pPr>
+              <w:spacing w:after="0"/>
+            </w:pPr>
+            <w:r>
+              <w:rPr>
+                <w:rFonts w:ascii="Calibri" w:cs="Calibri" w:eastAsia="Calibri" w:hAnsi="Calibri"/>
+                <w:sz w:val="18"/>
+                <w:szCs w:val="18"/>
+              </w:rPr>
+              <w:t xml:space="preserve">Persona física extranjera con condición de visitante u otra distinta</w:t>
+            </w:r>
+          </w:p>
+        </w:tc>
+        <w:tc>
+          <w:tcPr>
+            <w:tcW w:type="dxa" w:w="4300"/>
+            <w:tcMar>
+              <w:top w:type="dxa" w:w="60"/>
+              <w:left w:type="dxa" w:w="100"/>
+              <w:bottom w:type="dxa" w:w="60"/>
+              <w:right w:type="dxa" w:w="100"/>
+            </w:tcMar>
+          </w:tcPr>
+          <w:p>
+            <w:pPr>
+              <w:spacing w:after="0"/>
+            </w:pPr>
+            <w:r>
+              <w:rPr>
+                <w:rFonts w:ascii="Calibri" w:cs="Calibri" w:eastAsia="Calibri" w:hAnsi="Calibri"/>
+                <w:sz w:val="18"/>
+                <w:szCs w:val="18"/>
+              </w:rPr>
+              <w:t xml:space="preserve">Anexo 5</w:t>
+            </w:r>
+          </w:p>
+        </w:tc>
+      </w:tr>
+      <w:tr>
+        <w:trPr>
+          <w:cantSplit/>
+        </w:trPr>
+        <w:tc>
+          <w:tcPr>
+            <w:tcW w:type="dxa" w:w="5200"/>
+            <w:tcMar>
+              <w:top w:type="dxa" w:w="60"/>
+              <w:left w:type="dxa" w:w="100"/>
+              <w:bottom w:type="dxa" w:w="60"/>
+              <w:right w:type="dxa" w:w="100"/>
+            </w:tcMar>
+          </w:tcPr>
+          <w:p>
+            <w:pPr>
+              <w:spacing w:after="0"/>
+            </w:pPr>
+            <w:r>
+              <w:rPr>
+                <w:rFonts w:ascii="Calibri" w:cs="Calibri" w:eastAsia="Calibri" w:hAnsi="Calibri"/>
+                <w:sz w:val="18"/>
+                <w:szCs w:val="18"/>
+              </w:rPr>
+              <w:t xml:space="preserve">Persona moral extranjera</w:t>
+            </w:r>
+          </w:p>
+        </w:tc>
+        <w:tc>
+          <w:tcPr>
+            <w:tcW w:type="dxa" w:w="4300"/>
+            <w:tcMar>
+              <w:top w:type="dxa" w:w="60"/>
+              <w:left w:type="dxa" w:w="100"/>
+              <w:bottom w:type="dxa" w:w="60"/>
+              <w:right w:type="dxa" w:w="100"/>
+            </w:tcMar>
+          </w:tcPr>
+          <w:p>
+            <w:pPr>
+              <w:spacing w:after="0"/>
+            </w:pPr>
+            <w:r>
+              <w:rPr>
+                <w:rFonts w:ascii="Calibri" w:cs="Calibri" w:eastAsia="Calibri" w:hAnsi="Calibri"/>
+                <w:sz w:val="18"/>
+                <w:szCs w:val="18"/>
+              </w:rPr>
+              <w:t xml:space="preserve">Anexo 6</w:t>
+            </w:r>
+          </w:p>
+        </w:tc>
+      </w:tr>
+      <w:tr>
+        <w:trPr>
+          <w:cantSplit/>
+        </w:trPr>
+        <w:tc>
+          <w:tcPr>
+            <w:tcW w:type="dxa" w:w="5200"/>
+            <w:tcMar>
+              <w:top w:type="dxa" w:w="60"/>
+              <w:left w:type="dxa" w:w="100"/>
+              <w:bottom w:type="dxa" w:w="60"/>
+              <w:right w:type="dxa" w:w="100"/>
+            </w:tcMar>
+          </w:tcPr>
+          <w:p>
+            <w:pPr>
+              <w:spacing w:after="0"/>
+            </w:pPr>
+            <w:r>
+              <w:rPr>
+                <w:rFonts w:ascii="Calibri" w:cs="Calibri" w:eastAsia="Calibri" w:hAnsi="Calibri"/>
+                <w:sz w:val="18"/>
+                <w:szCs w:val="18"/>
+              </w:rPr>
+              <w:t xml:space="preserve">Embajada, consulado u organismo internacional</w:t>
+            </w:r>
+          </w:p>
+        </w:tc>
+        <w:tc>
+          <w:tcPr>
+            <w:tcW w:type="dxa" w:w="4300"/>
+            <w:tcMar>
+              <w:top w:type="dxa" w:w="60"/>
+              <w:left w:type="dxa" w:w="100"/>
+              <w:bottom w:type="dxa" w:w="60"/>
+              <w:right w:type="dxa" w:w="100"/>
+            </w:tcMar>
+          </w:tcPr>
+          <w:p>
+            <w:pPr>
+              <w:spacing w:after="0"/>
+            </w:pPr>
+            <w:r>
+              <w:rPr>
+                <w:rFonts w:ascii="Calibri" w:cs="Calibri" w:eastAsia="Calibri" w:hAnsi="Calibri"/>
+                <w:sz w:val="18"/>
+                <w:szCs w:val="18"/>
+              </w:rPr>
+              <w:t xml:space="preserve">Anexo 6 Bis</w:t>
+            </w:r>
+          </w:p>
+        </w:tc>
+      </w:tr>
+      <w:tr>
+        <w:trPr>
+          <w:cantSplit/>
+        </w:trPr>
+        <w:tc>
+          <w:tcPr>
+            <w:tcW w:type="dxa" w:w="5200"/>
+            <w:tcMar>
+              <w:top w:type="dxa" w:w="60"/>
+              <w:left w:type="dxa" w:w="100"/>
+              <w:bottom w:type="dxa" w:w="60"/>
+              <w:right w:type="dxa" w:w="100"/>
+            </w:tcMar>
+          </w:tcPr>
+          <w:p>
+            <w:pPr>
+              <w:spacing w:after="0"/>
+            </w:pPr>
+            <w:r>
+              <w:rPr>
+                <w:rFonts w:ascii="Calibri" w:cs="Calibri" w:eastAsia="Calibri" w:hAnsi="Calibri"/>
+                <w:sz w:val="18"/>
+                <w:szCs w:val="18"/>
+              </w:rPr>
+              <w:t xml:space="preserve">Fideicomiso</w:t>
+            </w:r>
+          </w:p>
+        </w:tc>
+        <w:tc>
+          <w:tcPr>
+            <w:tcW w:type="dxa" w:w="4300"/>
+            <w:tcMar>
+              <w:top w:type="dxa" w:w="60"/>
+              <w:left w:type="dxa" w:w="100"/>
+              <w:bottom w:type="dxa" w:w="60"/>
+              <w:right w:type="dxa" w:w="100"/>
+            </w:tcMar>
+          </w:tcPr>
+          <w:p>
+            <w:pPr>
+              <w:spacing w:after="0"/>
+            </w:pPr>
+            <w:r>
+              <w:rPr>
+                <w:rFonts w:ascii="Calibri" w:cs="Calibri" w:eastAsia="Calibri" w:hAnsi="Calibri"/>
+                <w:sz w:val="18"/>
+                <w:szCs w:val="18"/>
+              </w:rPr>
+              <w:t xml:space="preserve">Anexo 8</w:t>
+            </w:r>
+          </w:p>
+        </w:tc>
+      </w:tr>
+      <w:tr>
+        <w:trPr>
+          <w:cantSplit/>
+        </w:trPr>
+        <w:tc>
+          <w:tcPr>
+            <w:tcW w:type="dxa" w:w="5200"/>
+            <w:tcMar>
+              <w:top w:type="dxa" w:w="60"/>
+              <w:left w:type="dxa" w:w="100"/>
+              <w:bottom w:type="dxa" w:w="60"/>
+              <w:right w:type="dxa" w:w="100"/>
+            </w:tcMar>
+          </w:tcPr>
+          <w:p>
+            <w:pPr>
+              <w:spacing w:after="0"/>
+            </w:pPr>
+            <w:r>
+              <w:rPr>
+                <w:rFonts w:ascii="Calibri" w:cs="Calibri" w:eastAsia="Calibri" w:hAnsi="Calibri"/>
+                <w:sz w:val="18"/>
+                <w:szCs w:val="18"/>
+              </w:rPr>
+              <w:t xml:space="preserve">Otra figura o estructura jurídica sin personalidad propia</w:t>
+            </w:r>
+          </w:p>
+        </w:tc>
+        <w:tc>
+          <w:tcPr>
+            <w:tcW w:type="dxa" w:w="4300"/>
+            <w:tcMar>
+              <w:top w:type="dxa" w:w="60"/>
+              <w:left w:type="dxa" w:w="100"/>
+              <w:bottom w:type="dxa" w:w="60"/>
+              <w:right w:type="dxa" w:w="100"/>
+            </w:tcMar>
+          </w:tcPr>
+          <w:p>
+            <w:pPr>
+              <w:spacing w:after="0"/>
+            </w:pPr>
+            <w:r>
+              <w:rPr>
+                <w:rFonts w:ascii="Calibri" w:cs="Calibri" w:eastAsia="Calibri" w:hAnsi="Calibri"/>
+                <w:sz w:val="18"/>
+                <w:szCs w:val="18"/>
+              </w:rPr>
+              <w:t xml:space="preserve">Criterio del Programa: datos del Anexo 8 aplicables por analogía, instrumento que le da origen e identificación de quienes la administran o controlan</w:t>
+            </w:r>
+          </w:p>
+        </w:tc>
+      </w:tr>
+    </w:tbl>
+    <w:p>
+      <w:pPr>
+        <w:spacing w:after="80"/>
+      </w:pPr>
+    </w:p>
+    <w:p>
+      <w:pPr>
+        <w:pStyle w:val="ListParagraph"/>
+        <w:numPr>
+          <w:ilvl w:val="0"/>
+          <w:numId w:val="1"/>
+        </w:numPr>
+        <w:spacing w:after="40"/>
+      </w:pPr>
+      <w:r>
+        <w:rPr>
+          <w:rFonts w:ascii="Calibri" w:cs="Calibri" w:eastAsia="Calibri" w:hAnsi="Calibri"/>
+          <w:sz w:val="20"/>
+          <w:szCs w:val="20"/>
+        </w:rPr>
+        <w:t xml:space="preserve">Cotejo: las copias se cotejan contra el original o contra copia certificada; en el expediente se asienta la fecha y quién realizó el cotejo. No se acepta la cédula profesional como identificación oficial.</w:t>
+      </w:r>
+    </w:p>
+    <w:p>
+      <w:pPr>
+        <w:pStyle w:val="ListParagraph"/>
+        <w:numPr>
+          <w:ilvl w:val="0"/>
+          <w:numId w:val="1"/>
+        </w:numPr>
+        <w:spacing w:after="40"/>
+      </w:pPr>
+      <w:r>
+        <w:rPr>
+          <w:rFonts w:ascii="Calibri" w:cs="Calibri" w:eastAsia="Calibri" w:hAnsi="Calibri"/>
+          <w:sz w:val="20"/>
+          <w:szCs w:val="20"/>
+        </w:rPr>
+        <w:t xml:space="preserve">Verificación: se verifica la vigencia de la identificación oficial y la congruencia de los datos (CURP, RFC, domicilio, fecha de nacimiento o constitución) con los documentos y con las fuentes oficiales disponibles. Cualquier inconsistencia se aclara antes del acto; si no se aclara, se aplican los criterios de abstención de este Manual.</w:t>
+      </w:r>
+    </w:p>
+    <w:p>
+      <w:pPr>
+        <w:pStyle w:val="ListParagraph"/>
+        <w:numPr>
+          <w:ilvl w:val="0"/>
+          <w:numId w:val="1"/>
+        </w:numPr>
+        <w:spacing w:after="40"/>
+      </w:pPr>
+      <w:r>
+        <w:rPr>
+          <w:rFonts w:ascii="Calibri" w:cs="Calibri" w:eastAsia="Calibri" w:hAnsi="Calibri"/>
+          <w:sz w:val="20"/>
+          <w:szCs w:val="20"/>
+        </w:rPr>
+        <w:t xml:space="preserve">Actualización: al menos una vez al año se verifica que los expedientes de los clientes con Relación de negocios estén completos y actualizados, con comprobante de domicilio no mayor a tres meses cuando el Anexo lo exija (Art. 21). Además, el expediente se actualiza cuando cambie significativamente el Perfil Transaccional (Art. 23 Ter, fr. IV), cuando se reclasifique el Grado de Riesgo y, para clientes de Riesgo alto, en cada reevaluación semestral (criterio del Programa).</w:t>
+      </w:r>
+    </w:p>
+    <w:p>
+      <w:pPr>
+        <w:pStyle w:val="ListParagraph"/>
+        <w:numPr>
+          <w:ilvl w:val="0"/>
+          <w:numId w:val="1"/>
+        </w:numPr>
+        <w:spacing w:after="40"/>
+      </w:pPr>
+      <w:r>
+        <w:rPr>
+          <w:rFonts w:ascii="Calibri" w:cs="Calibri" w:eastAsia="Calibri" w:hAnsi="Calibri"/>
+          <w:sz w:val="20"/>
+          <w:szCs w:val="20"/>
+        </w:rPr>
+        <w:t xml:space="preserve">Actuación por cuenta de otra persona: si hay indicios o hechos de que el cliente actúa por cuenta de un tercero no declarado, se le solicita la información para identificar al Beneficiario Controlador (Art. 22).</w:t>
+      </w:r>
+    </w:p>
+    <w:p>
+      <w:pPr>
+        <w:pStyle w:val="ListParagraph"/>
+        <w:numPr>
+          <w:ilvl w:val="0"/>
+          <w:numId w:val="1"/>
+        </w:numPr>
+        <w:spacing w:after="40"/>
+      </w:pPr>
+      <w:r>
+        <w:rPr>
+          <w:rFonts w:ascii="Calibri" w:cs="Calibri" w:eastAsia="Calibri" w:hAnsi="Calibri"/>
+          <w:sz w:val="20"/>
+          <w:szCs w:val="20"/>
+        </w:rPr>
+        <w:t xml:space="preserve">Formatos y lista de verificación del expediente: Documento D7-NOT.</w:t>
+      </w:r>
+    </w:p>
     <w:p>
       <w:pPr>
         <w:shd w:fill="1F3864" w:val="clear"/>
@@ -2943,80 +3571,7 @@
           <w:sz w:val="20"/>
           <w:szCs w:val="20"/>
         </w:rPr>
-        <w:t xml:space="preserve">El comportamiento transaccional del cliente se revisa con mayor rigor: cada pago o aportación se compara con su Perfil Transaccional y toda desviación se analiza conforme a los parámetros de alertas de este Manual.</w:t>
-      </w:r>
-    </w:p>
-    <w:p>
-      <w:pPr>
-        <w:shd w:fill="1F3864" w:val="clear"/>
-        <w:spacing w:after="100" w:before="220"/>
-      </w:pPr>
-      <w:r>
-        <w:rPr>
-          <w:rFonts w:ascii="Calibri" w:cs="Calibri" w:eastAsia="Calibri" w:hAnsi="Calibri"/>
-          <w:b/>
-          <w:bCs/>
-          <w:color w:val="FFFFFF"/>
-          <w:sz w:val="22"/>
-          <w:szCs w:val="22"/>
-        </w:rPr>
-        <w:t xml:space="preserve">Capítulo 6: Personas Expuestas Políticamente (PEP's) y Beneficiario Controlador</w:t>
-      </w:r>
-    </w:p>
-    <w:p>
-      <w:pPr>
-        <w:spacing w:after="110"/>
-      </w:pPr>
-      <w:r>
-        <w:rPr>
-          <w:rFonts w:ascii="Calibri" w:cs="Calibri" w:eastAsia="Calibri" w:hAnsi="Calibri"/>
-          <w:sz w:val="20"/>
-          <w:szCs w:val="20"/>
-        </w:rPr>
-        <w:t xml:space="preserve">Se considera PEP a la persona física que desempeña o ha desempeñado funciones públicas prominentes en territorio nacional o en el extranjero, así como a su cónyuge, concubina o concubinario, parientes por consanguinidad o afinidad hasta el segundo grado, y a los socios o asociados con quienes mantenga vínculos patrimoniales (Art. 23 Quáter RCG). La calidad de PEP se conserva durante el año siguiente a aquel en que la persona dejó el cargo. Ver Política de PEP's, Documento D8-NOT.</w:t>
-      </w:r>
-    </w:p>
-    <w:p>
-      <w:pPr>
-        <w:spacing w:after="110"/>
-      </w:pPr>
-      <w:r>
-        <w:rPr>
-          <w:rFonts w:ascii="Calibri" w:cs="Calibri" w:eastAsia="Calibri" w:hAnsi="Calibri"/>
-          <w:sz w:val="20"/>
-          <w:szCs w:val="20"/>
-        </w:rPr>
-        <w:t xml:space="preserve">Beneficiario Controlador (Art. 18, fr. III, de la Ley): cuando el cliente sea persona moral, fideicomiso u otra figura jurídica, el Notario recaba los documentos que permitan identificar a su Beneficiario Controlador; cuando sea persona física, recaba la declaración acerca de si tiene o no conocimiento de la existencia de un Beneficiario Controlador y, en su caso, la documentación que permita identificarlo — ver Sección E del Documento D7-NOT.</w:t>
-      </w:r>
-    </w:p>
-    <w:p>
-      <w:pPr>
-        <w:spacing w:after="110"/>
-      </w:pPr>
-      <w:r>
-        <w:rPr>
-          <w:rFonts w:ascii="Calibri" w:cs="Calibri" w:eastAsia="Calibri" w:hAnsi="Calibri"/>
-          <w:sz w:val="20"/>
-          <w:szCs w:val="20"/>
-        </w:rPr>
-        <w:t xml:space="preserve">Orden de prelación para identificar al Beneficiario Controlador (Art. 23 Quinquies RCG): (i) la persona o personas físicas que tengan el 25% o más del capital social; (ii) si no existe, quien controle a la persona moral por otros medios; (iii) en último término, el funcionario administrativo de mayor grado. En fideicomisos se aplica el Art. 23 Quinquies 1. No se exige la identificación del Beneficiario Controlador en los supuestos de exención del Art. 23 Quinquies 2 RCG (entre otros, quienes cotizan en bolsa y las personas morales de los Anexos 4 Bis, 6 Bis, 7-A y 7 Bis-A). La evidencia del procedimiento se integra en la Sección E del D7-NOT.</w:t>
-      </w:r>
-    </w:p>
-    <w:p>
-      <w:pPr>
-        <w:keepNext/>
-        <w:spacing w:after="60" w:before="120"/>
-      </w:pPr>
-      <w:r>
-        <w:rPr>
-          <w:rFonts w:ascii="Calibri" w:cs="Calibri" w:eastAsia="Calibri" w:hAnsi="Calibri"/>
-          <w:b/>
-          <w:bCs/>
-          <w:color w:val="0A1628"/>
-          <w:sz w:val="19"/>
-          <w:szCs w:val="19"/>
-        </w:rPr>
-        <w:t xml:space="preserve">6.1 Fuentes, validación de coincidencias y monitoreo de PEP (Art. 37 Bis, fr. IV, RCG)</w:t>
+        <w:t xml:space="preserve">Detección posterior: si la calidad de PEP o el Riesgo alto se identifica después de iniciada la relación, su continuidad requiere la misma aprobación o constancia del Art. 23 Ter 5 —que aplica "previamente o con posterioridad" al acto—. Mientras no se obtenga, no se celebran nuevos actos u operaciones con ese cliente.</w:t>
       </w:r>
     </w:p>
     <w:p>
@@ -3034,7 +3589,24 @@
           <w:sz w:val="20"/>
           <w:szCs w:val="20"/>
         </w:rPr>
-        <w:t xml:space="preserve">La consulta de PEP nacionales se realiza en la aplicación Consulta PEP 2.0 de la UIF, con la e.firma del alta y registro, en cuanto esté habilitada para quienes realizan Actividades Vulnerables (nueve meses después de la entrada en vigor del Acuerdo 115/2026, Transitorio Décimo). Mientras tanto, se recaba la declaración del cliente sobre su calidad de PEP y se consultan fuentes públicas oficiales.</w:t>
+        <w:t xml:space="preserve">El comportamiento transaccional del cliente se revisa con mayor rigor: cada pago o aportación se compara con su Perfil Transaccional y toda desviación se analiza conforme a los parámetros de alertas de este Manual.</w:t>
+      </w:r>
+    </w:p>
+    <w:p>
+      <w:pPr>
+        <w:keepNext/>
+        <w:spacing w:after="60" w:before="120"/>
+      </w:pPr>
+      <w:r>
+        <w:rPr>
+          <w:rFonts w:ascii="Calibri" w:cs="Calibri" w:eastAsia="Calibri" w:hAnsi="Calibri"/>
+          <w:b/>
+          <w:bCs/>
+          <w:color w:val="0A1628"/>
+          <w:sz w:val="19"/>
+          <w:szCs w:val="19"/>
+        </w:rPr>
+        <w:t xml:space="preserve">5.4 Países, territorios y jurisdicciones de alto Riesgo (Arts. 23 Bis 4 y 41, fr. V, RCG)</w:t>
       </w:r>
     </w:p>
     <w:p>
@@ -3052,7 +3624,7 @@
           <w:sz w:val="20"/>
           <w:szCs w:val="20"/>
         </w:rPr>
-        <w:t xml:space="preserve">Las PEP extranjeras se identifican mediante la declaración del cliente y fuentes públicas o listas de organismos internacionales reconocidos; se clasifican siempre como Riesgo alto (Art. 23 Bis 4 RCG).</w:t>
+        <w:t xml:space="preserve">Fuentes: (i) la lista de países y jurisdicciones que la UIF pone a disposición en el Portal en Internet (Art. 23 Bis 4, último párrafo); (ii) los países y territorios que la legislación fiscal mexicana considera de régimen fiscal preferente; y (iii) las jurisdicciones que el GAFI/FATF y el GAFILAT señalan como de alto Riesgo o sujetas a monitoreo intensificado. Las listas se revisan cada vez que se actualizan; el GAFI lo hace tras sus plenarias, normalmente tres veces al año.</w:t>
       </w:r>
     </w:p>
     <w:p>
@@ -3070,7 +3642,7 @@
           <w:sz w:val="20"/>
           <w:szCs w:val="20"/>
         </w:rPr>
-        <w:t xml:space="preserve">Las coincidencias se validan con la fecha de nacimiento, la CURP o el RFC y el cargo, con el mismo tratamiento de falsos positivos del Capítulo 15; el resultado se documenta en el expediente.</w:t>
+        <w:t xml:space="preserve">Detección: se revisan la nacionalidad, la residencia y el domicilio del cliente y de su Beneficiario Controlador, el origen y destino de los recursos, las cuentas de origen y las contrapartes.</w:t>
       </w:r>
     </w:p>
     <w:p>
@@ -3088,127 +3660,7 @@
           <w:sz w:val="20"/>
           <w:szCs w:val="20"/>
         </w:rPr>
-        <w:t xml:space="preserve">Monitoreo: la calidad de PEP se verifica antes de cada acto u operación y en cada reevaluación semestral; la PEP nacional conserva esa calidad durante el año siguiente a aquel en que dejó el cargo (Art. 23 Quáter RCG).</w:t>
-      </w:r>
-    </w:p>
-    <w:p>
-      <w:pPr>
-        <w:shd w:fill="1F3864" w:val="clear"/>
-        <w:spacing w:after="100" w:before="220"/>
-      </w:pPr>
-      <w:r>
-        <w:rPr>
-          <w:rFonts w:ascii="Calibri" w:cs="Calibri" w:eastAsia="Calibri" w:hAnsi="Calibri"/>
-          <w:b/>
-          <w:bCs/>
-          <w:color w:val="FFFFFF"/>
-          <w:sz w:val="22"/>
-          <w:szCs w:val="22"/>
-        </w:rPr>
-        <w:t xml:space="preserve">Capítulo 7: Operaciones Inusuales</w:t>
-      </w:r>
-    </w:p>
-    <w:p>
-      <w:pPr>
-        <w:spacing w:after="110"/>
-      </w:pPr>
-      <w:r>
-        <w:rPr>
-          <w:rFonts w:ascii="Calibri" w:cs="Calibri" w:eastAsia="Calibri" w:hAnsi="Calibri"/>
-          <w:sz w:val="20"/>
-          <w:szCs w:val="20"/>
-        </w:rPr>
-        <w:t xml:space="preserve">El catálogo de señales de alerta específicas por inciso, así como el procedimiento de reporte interno y presentación del Aviso dentro de las 24 horas siguientes a la detección, se encuentra en el Documento D9-NOT.</w:t>
-      </w:r>
-    </w:p>
-    <w:p>
-      <w:pPr>
-        <w:shd w:fill="1F3864" w:val="clear"/>
-        <w:spacing w:after="100" w:before="220"/>
-      </w:pPr>
-      <w:r>
-        <w:rPr>
-          <w:rFonts w:ascii="Calibri" w:cs="Calibri" w:eastAsia="Calibri" w:hAnsi="Calibri"/>
-          <w:b/>
-          <w:bCs/>
-          <w:color w:val="FFFFFF"/>
-          <w:sz w:val="22"/>
-          <w:szCs w:val="22"/>
-        </w:rPr>
-        <w:t xml:space="preserve">Capítulo 8: Restricción de Pagos en Efectivo</w:t>
-      </w:r>
-    </w:p>
-    <w:p>
-      <w:pPr>
-        <w:spacing w:after="110"/>
-      </w:pPr>
-      <w:r>
-        <w:rPr>
-          <w:rFonts w:ascii="Calibri" w:cs="Calibri" w:eastAsia="Calibri" w:hAnsi="Calibri"/>
-          <w:sz w:val="20"/>
-          <w:szCs w:val="20"/>
-        </w:rPr>
-        <w:t xml:space="preserve">Conforme al artículo 32, fracción I de la LFPIORPI, está PROHIBIDO aceptar pagos en efectivo para la constitución o transmisión de derechos reales sobre inmuebles por un valor igual o superior a 8,025 veces el valor diario de la UMA (~$941,413 MXN 2026) — umbral distinto y ligeramente superior al umbral de aviso del inciso a) de la Fracción XII (8,000 UMA), por tratarse de una obligación de un artículo diferente.</w:t>
-      </w:r>
-    </w:p>
-    <w:p>
-      <w:pPr>
-        <w:spacing w:after="110"/>
-      </w:pPr>
-      <w:r>
-        <w:rPr>
-          <w:rFonts w:ascii="Calibri" w:cs="Calibri" w:eastAsia="Calibri" w:hAnsi="Calibri"/>
-          <w:sz w:val="20"/>
-          <w:szCs w:val="20"/>
-        </w:rPr>
-        <w:t xml:space="preserve">Adicionalmente, conforme al artículo 33, primer párrafo, la persona depositaria de fe pública debe identificar la forma en que se paguen las obligaciones derivadas de los instrumentos en que haga constar actos del artículo 32, cuando la operación tenga un valor igual o superior a 8,025 UMA; si el valor es inferior y el acto fue pagado total o parcialmente antes de la firma, basta la declaración bajo protesta de decir verdad de las personas Clientes o Usuarias (segundo párrafo). El deber de especificar la forma de pago y anexar el comprobante respectivo corresponde a los demás actos de las fracciones II a VII del artículo 32 (tercer párrafo), no a los de la fracción I.</w:t>
-      </w:r>
-    </w:p>
-    <w:p>
-      <w:pPr>
-        <w:shd w:fill="1F3864" w:val="clear"/>
-        <w:spacing w:after="100" w:before="220"/>
-      </w:pPr>
-      <w:r>
-        <w:rPr>
-          <w:rFonts w:ascii="Calibri" w:cs="Calibri" w:eastAsia="Calibri" w:hAnsi="Calibri"/>
-          <w:b/>
-          <w:bCs/>
-          <w:color w:val="FFFFFF"/>
-          <w:sz w:val="22"/>
-          <w:szCs w:val="22"/>
-        </w:rPr>
-        <w:t xml:space="preserve">Capítulo 9: Presentación de Avisos ante el SAT</w:t>
-      </w:r>
-    </w:p>
-    <w:p>
-      <w:pPr>
-        <w:spacing w:after="110"/>
-      </w:pPr>
-      <w:r>
-        <w:rPr>
-          <w:rFonts w:ascii="Calibri" w:cs="Calibri" w:eastAsia="Calibri" w:hAnsi="Calibri"/>
-          <w:sz w:val="20"/>
-          <w:szCs w:val="20"/>
-        </w:rPr>
-        <w:t xml:space="preserve">Los avisos se presentan a más tardar el día 17 del mes inmediato siguiente a aquel en que se realizó el acto, conforme al artículo 23. El control mensual de actos y avisos, así como el procedimiento de informe en ceros, se documenta en el Documento D12-NOT. El registro inicial ante el portal SPPLD se documenta en el Documento D3-NOT.</w:t>
-      </w:r>
-    </w:p>
-    <w:p>
-      <w:pPr>
-        <w:keepNext/>
-        <w:spacing w:after="60" w:before="120"/>
-      </w:pPr>
-      <w:r>
-        <w:rPr>
-          <w:rFonts w:ascii="Calibri" w:cs="Calibri" w:eastAsia="Calibri" w:hAnsi="Calibri"/>
-          <w:b/>
-          <w:bCs/>
-          <w:color w:val="0A1628"/>
-          <w:sz w:val="19"/>
-          <w:szCs w:val="19"/>
-        </w:rPr>
-        <w:t xml:space="preserve">9.1 Envío, control de calidad y acuses (Art. 37 Bis, fr. VI, RCG)</w:t>
+        <w:t xml:space="preserve">Cliente no residente vinculado con esas jurisdicciones: se clasifica siempre como de Riesgo alto y se recaban y asientan las razones por las que celebra el acto u operación en México (Art. 23 Bis 4).</w:t>
       </w:r>
     </w:p>
     <w:p>
@@ -3226,7 +3678,7 @@
           <w:sz w:val="20"/>
           <w:szCs w:val="20"/>
         </w:rPr>
-        <w:t xml:space="preserve">Vehículo: Portal en Internet del SAT, en el formato oficial vigente y con la e.firma del Notario Titular con la que se realizó el alta y registro (Art. 24 RCG), sin perjuicio del medio previsto en el Art. 24, último párrafo, de la Ley.</w:t>
+        <w:t xml:space="preserve">Cliente residente con vínculo con esas jurisdicciones (recursos, cuentas, contrapartes o Beneficiario Controlador): el indicador geográfico de la Metodología EBR se califica en nivel alto y se aplican las medidas reforzadas de este Manual.</w:t>
       </w:r>
     </w:p>
     <w:p>
@@ -3244,7 +3696,80 @@
           <w:sz w:val="20"/>
           <w:szCs w:val="20"/>
         </w:rPr>
-        <w:t xml:space="preserve">Calendario mensual (criterio del Programa): cierre de los actos u operaciones del mes el último día natural; preparación de los Avisos dentro de los primeros diez días; envío a más tardar el día 15, como margen de seguridad frente al límite legal del día 17.</w:t>
+        <w:t xml:space="preserve">El sistema de alertas genera una alerta automática para todo acto u operación vinculado con esas jurisdicciones (Art. 41, fr. V), que se analiza conforme al procedimiento de análisis de alertas de este Manual. Si no puede documentarse una razón económica legítima, se aplican los criterios de abstención y, en su caso, se presenta el Aviso de 24 horas.</w:t>
+      </w:r>
+    </w:p>
+    <w:p>
+      <w:pPr>
+        <w:shd w:fill="1F3864" w:val="clear"/>
+        <w:spacing w:after="100" w:before="220"/>
+      </w:pPr>
+      <w:r>
+        <w:rPr>
+          <w:rFonts w:ascii="Calibri" w:cs="Calibri" w:eastAsia="Calibri" w:hAnsi="Calibri"/>
+          <w:b/>
+          <w:bCs/>
+          <w:color w:val="FFFFFF"/>
+          <w:sz w:val="22"/>
+          <w:szCs w:val="22"/>
+        </w:rPr>
+        <w:t xml:space="preserve">Capítulo 6: Personas Expuestas Políticamente (PEP's) y Beneficiario Controlador</w:t>
+      </w:r>
+    </w:p>
+    <w:p>
+      <w:pPr>
+        <w:spacing w:after="110"/>
+      </w:pPr>
+      <w:r>
+        <w:rPr>
+          <w:rFonts w:ascii="Calibri" w:cs="Calibri" w:eastAsia="Calibri" w:hAnsi="Calibri"/>
+          <w:sz w:val="20"/>
+          <w:szCs w:val="20"/>
+        </w:rPr>
+        <w:t xml:space="preserve">Se considera PEP a la persona física que desempeña o ha desempeñado funciones públicas prominentes en territorio nacional o en el extranjero, así como a su cónyuge, concubina o concubinario, parientes por consanguinidad o afinidad hasta el segundo grado, y a los socios o asociados con quienes mantenga vínculos patrimoniales (Art. 23 Quáter RCG). La calidad de PEP se conserva durante el año siguiente a aquel en que la persona dejó el cargo. Ver Política de PEP's, Documento D8-NOT.</w:t>
+      </w:r>
+    </w:p>
+    <w:p>
+      <w:pPr>
+        <w:spacing w:after="110"/>
+      </w:pPr>
+      <w:r>
+        <w:rPr>
+          <w:rFonts w:ascii="Calibri" w:cs="Calibri" w:eastAsia="Calibri" w:hAnsi="Calibri"/>
+          <w:sz w:val="20"/>
+          <w:szCs w:val="20"/>
+        </w:rPr>
+        <w:t xml:space="preserve">Beneficiario Controlador (Art. 18, fr. III, de la Ley): cuando el cliente sea persona moral, fideicomiso u otra figura jurídica, el Notario recaba los documentos que permitan identificar a su Beneficiario Controlador; cuando sea persona física, recaba la declaración acerca de si tiene o no conocimiento de la existencia de un Beneficiario Controlador y, en su caso, la documentación que permita identificarlo — ver Sección E del Documento D7-NOT.</w:t>
+      </w:r>
+    </w:p>
+    <w:p>
+      <w:pPr>
+        <w:spacing w:after="110"/>
+      </w:pPr>
+      <w:r>
+        <w:rPr>
+          <w:rFonts w:ascii="Calibri" w:cs="Calibri" w:eastAsia="Calibri" w:hAnsi="Calibri"/>
+          <w:sz w:val="20"/>
+          <w:szCs w:val="20"/>
+        </w:rPr>
+        <w:t xml:space="preserve">Orden de prelación para identificar al Beneficiario Controlador (Art. 23 Quinquies RCG): (i) la persona o personas físicas que tengan el 25% o más del capital social; (ii) si no existe, quien controle a la persona moral por otros medios; (iii) en último término, el funcionario administrativo de mayor grado. En fideicomisos se aplica el Art. 23 Quinquies 1. No se exige la identificación del Beneficiario Controlador en los supuestos de exención del Art. 23 Quinquies 2 RCG (entre otros, quienes cotizan en bolsa y las personas morales de los Anexos 4 Bis, 6 Bis, 7-A y 7 Bis-A). La evidencia del procedimiento se integra en la Sección E del D7-NOT.</w:t>
+      </w:r>
+    </w:p>
+    <w:p>
+      <w:pPr>
+        <w:keepNext/>
+        <w:spacing w:after="60" w:before="120"/>
+      </w:pPr>
+      <w:r>
+        <w:rPr>
+          <w:rFonts w:ascii="Calibri" w:cs="Calibri" w:eastAsia="Calibri" w:hAnsi="Calibri"/>
+          <w:b/>
+          <w:bCs/>
+          <w:color w:val="0A1628"/>
+          <w:sz w:val="19"/>
+          <w:szCs w:val="19"/>
+        </w:rPr>
+        <w:t xml:space="preserve">6.1 Fuentes, validación de coincidencias y monitoreo de PEP (Art. 37 Bis, fr. IV, RCG)</w:t>
       </w:r>
     </w:p>
     <w:p>
@@ -3262,7 +3787,7 @@
           <w:sz w:val="20"/>
           <w:szCs w:val="20"/>
         </w:rPr>
-        <w:t xml:space="preserve">Control de calidad previo al envío: se verifican contra el expediente los datos del Cliente o Usuaria y del Beneficiario Controlador (nombre, RFC, CURP), la fecha del acto u operación (Arts. 5 y 24 del Reglamento y 24 Bis RCG), el monto, la forma de pago y la descripción del acto. Siempre que sea posible, la verificación la realiza una persona distinta de quien capturó el Aviso.</w:t>
+        <w:t xml:space="preserve">La consulta de PEP nacionales se realiza en la aplicación Consulta PEP 2.0 de la UIF, con la e.firma del alta y registro, en cuanto esté habilitada para quienes realizan Actividades Vulnerables (nueve meses después de la entrada en vigor del Acuerdo 115/2026, Transitorio Décimo). Mientras tanto, se recaba la declaración del cliente sobre su calidad de PEP y se consultan fuentes públicas oficiales.</w:t>
       </w:r>
     </w:p>
     <w:p>
@@ -3280,7 +3805,7 @@
           <w:sz w:val="20"/>
           <w:szCs w:val="20"/>
         </w:rPr>
-        <w:t xml:space="preserve">Acuses: el acuse con sello digital se descarga y conserva en el expediente del cliente y en el control mensual (Documento D12-NOT) durante diez años; cada mes se concilian los actos u operaciones realizados, los Avisos o el informe en ceros presentados y sus acuses.</w:t>
+        <w:t xml:space="preserve">Las PEP extranjeras se identifican mediante la declaración del cliente y fuentes públicas o listas de organismos internacionales reconocidos; se clasifican siempre como Riesgo alto (Art. 23 Bis 4 RCG).</w:t>
       </w:r>
     </w:p>
     <w:p>
@@ -3298,7 +3823,7 @@
           <w:sz w:val="20"/>
           <w:szCs w:val="20"/>
         </w:rPr>
-        <w:t xml:space="preserve">Correcciones: si se detecta un error en un Aviso presentado, se presenta el Aviso modificatorio disponible en el Portal y se documentan la causa y la fecha de corrección.</w:t>
+        <w:t xml:space="preserve">Las coincidencias se validan con la fecha de nacimiento, la CURP o el RFC y el cargo, con el mismo tratamiento de falsos positivos del Capítulo 15; el resultado se documenta en el expediente.</w:t>
       </w:r>
     </w:p>
     <w:p>
@@ -3316,7 +3841,7 @@
           <w:sz w:val="20"/>
           <w:szCs w:val="20"/>
         </w:rPr>
-        <w:t xml:space="preserve">Avisos de 24 horas: el análisis que lleva a presentar —o a no presentar— un Aviso por sospecha o por hechos o indicios se documenta por escrito, y su contenido se mantiene en estricta confidencialidad.</w:t>
+        <w:t xml:space="preserve">Monitoreo: la calidad de PEP se verifica antes de cada acto u operación y en cada reevaluación semestral; la PEP nacional conserva esa calidad durante el año siguiente a aquel en que dejó el cargo (Art. 23 Quáter RCG).</w:t>
       </w:r>
     </w:p>
     <w:p>
@@ -3333,7 +3858,7 @@
           <w:sz w:val="22"/>
           <w:szCs w:val="22"/>
         </w:rPr>
-        <w:t xml:space="preserve">Capítulo 10: Resguardo Documental</w:t>
+        <w:t xml:space="preserve">Capítulo 7: Operaciones Inusuales</w:t>
       </w:r>
     </w:p>
     <w:p>
@@ -3346,7 +3871,80 @@
           <w:sz w:val="20"/>
           <w:szCs w:val="20"/>
         </w:rPr>
-        <w:t xml:space="preserve">Aplica la Política de Resguardo Documental, Documento D10-NOT — plazo de conservación de 10 años conforme al artículo 18, fracción IV.</w:t>
+        <w:t xml:space="preserve">El catálogo de señales de alerta específicas por inciso, así como el procedimiento de reporte interno y presentación del Aviso dentro de las 24 horas siguientes a la detección, se encuentra en el Documento D9-NOT.</w:t>
+      </w:r>
+    </w:p>
+    <w:p>
+      <w:pPr>
+        <w:shd w:fill="1F3864" w:val="clear"/>
+        <w:spacing w:after="100" w:before="220"/>
+      </w:pPr>
+      <w:r>
+        <w:rPr>
+          <w:rFonts w:ascii="Calibri" w:cs="Calibri" w:eastAsia="Calibri" w:hAnsi="Calibri"/>
+          <w:b/>
+          <w:bCs/>
+          <w:color w:val="FFFFFF"/>
+          <w:sz w:val="22"/>
+          <w:szCs w:val="22"/>
+        </w:rPr>
+        <w:t xml:space="preserve">Capítulo 8: Restricción de Pagos en Efectivo</w:t>
+      </w:r>
+    </w:p>
+    <w:p>
+      <w:pPr>
+        <w:spacing w:after="110"/>
+      </w:pPr>
+      <w:r>
+        <w:rPr>
+          <w:rFonts w:ascii="Calibri" w:cs="Calibri" w:eastAsia="Calibri" w:hAnsi="Calibri"/>
+          <w:sz w:val="20"/>
+          <w:szCs w:val="20"/>
+        </w:rPr>
+        <w:t xml:space="preserve">Conforme al artículo 32, fracción I de la LFPIORPI, está PROHIBIDO aceptar pagos en efectivo para la constitución o transmisión de derechos reales sobre inmuebles por un valor igual o superior a 8,025 veces el valor diario de la UMA (~$941,413 MXN 2026) — umbral distinto y ligeramente superior al umbral de aviso del inciso a) de la Fracción XII (8,000 UMA), por tratarse de una obligación de un artículo diferente.</w:t>
+      </w:r>
+    </w:p>
+    <w:p>
+      <w:pPr>
+        <w:spacing w:after="110"/>
+      </w:pPr>
+      <w:r>
+        <w:rPr>
+          <w:rFonts w:ascii="Calibri" w:cs="Calibri" w:eastAsia="Calibri" w:hAnsi="Calibri"/>
+          <w:sz w:val="20"/>
+          <w:szCs w:val="20"/>
+        </w:rPr>
+        <w:t xml:space="preserve">Adicionalmente, conforme al artículo 33, primer párrafo, la persona depositaria de fe pública debe identificar la forma en que se paguen las obligaciones derivadas de los instrumentos en que haga constar actos del artículo 32, cuando la operación tenga un valor igual o superior a 8,025 UMA; si el valor es inferior y el acto fue pagado total o parcialmente antes de la firma, basta la declaración bajo protesta de decir verdad de las personas Clientes o Usuarias (segundo párrafo). El deber de especificar la forma de pago y anexar el comprobante respectivo corresponde a los demás actos de las fracciones II a VII del artículo 32 (tercer párrafo), no a los de la fracción I.</w:t>
+      </w:r>
+    </w:p>
+    <w:p>
+      <w:pPr>
+        <w:shd w:fill="1F3864" w:val="clear"/>
+        <w:spacing w:after="100" w:before="220"/>
+      </w:pPr>
+      <w:r>
+        <w:rPr>
+          <w:rFonts w:ascii="Calibri" w:cs="Calibri" w:eastAsia="Calibri" w:hAnsi="Calibri"/>
+          <w:b/>
+          <w:bCs/>
+          <w:color w:val="FFFFFF"/>
+          <w:sz w:val="22"/>
+          <w:szCs w:val="22"/>
+        </w:rPr>
+        <w:t xml:space="preserve">Capítulo 9: Presentación de Avisos ante el SAT</w:t>
+      </w:r>
+    </w:p>
+    <w:p>
+      <w:pPr>
+        <w:spacing w:after="110"/>
+      </w:pPr>
+      <w:r>
+        <w:rPr>
+          <w:rFonts w:ascii="Calibri" w:cs="Calibri" w:eastAsia="Calibri" w:hAnsi="Calibri"/>
+          <w:sz w:val="20"/>
+          <w:szCs w:val="20"/>
+        </w:rPr>
+        <w:t xml:space="preserve">Los avisos se presentan a más tardar el día 17 del mes inmediato siguiente a aquel en que se realizó el acto, conforme al artículo 23. El control mensual de actos y avisos, así como el procedimiento de informe en ceros, se documenta en el Documento D12-NOT. El registro inicial ante el portal SPPLD se documenta en el Documento D3-NOT.</w:t>
       </w:r>
     </w:p>
     <w:p>
@@ -3363,7 +3961,7 @@
           <w:sz w:val="19"/>
           <w:szCs w:val="19"/>
         </w:rPr>
-        <w:t xml:space="preserve">10.1 Integridad, acceso, respaldo y recuperación (Art. 37 Bis, fr. VII, RCG)</w:t>
+        <w:t xml:space="preserve">9.1 Envío, control de calidad y acuses (Art. 37 Bis, fr. VI, RCG)</w:t>
       </w:r>
     </w:p>
     <w:p>
@@ -3381,7 +3979,7 @@
           <w:sz w:val="20"/>
           <w:szCs w:val="20"/>
         </w:rPr>
-        <w:t xml:space="preserve">Cada Cliente o Usuaria tiene un expediente único (físico, digital o mixto) con un índice de su contenido; los documentos digitalizados conservan su legibilidad y, cuando proceda, se resguarda el original.</w:t>
+        <w:t xml:space="preserve">Vehículo: Portal en Internet del SAT, en el formato oficial vigente y con la e.firma del Notario Titular con la que se realizó el alta y registro (Art. 24 RCG), sin perjuicio del medio previsto en el Art. 24, último párrafo, de la Ley.</w:t>
       </w:r>
     </w:p>
     <w:p>
@@ -3399,7 +3997,7 @@
           <w:sz w:val="20"/>
           <w:szCs w:val="20"/>
         </w:rPr>
-        <w:t xml:space="preserve">Integridad: los registros no se alteran; las correcciones se hacen mediante una nueva versión fechada que conserva la anterior.</w:t>
+        <w:t xml:space="preserve">Calendario mensual (criterio del Programa): cierre de los actos u operaciones del mes el último día natural; preparación de los Avisos dentro de los primeros diez días; envío a más tardar el día 15, como margen de seguridad frente al límite legal del día 17.</w:t>
       </w:r>
     </w:p>
     <w:p>
@@ -3417,7 +4015,7 @@
           <w:sz w:val="20"/>
           <w:szCs w:val="20"/>
         </w:rPr>
-        <w:t xml:space="preserve">Acceso: restringido a las personas autorizadas en la sección de protección de datos de este Manual y al auditor.</w:t>
+        <w:t xml:space="preserve">Control de calidad previo al envío: se verifican contra el expediente los datos del Cliente o Usuaria y del Beneficiario Controlador (nombre, RFC, CURP), la fecha del acto u operación (Arts. 5 y 24 del Reglamento y 24 Bis RCG), el monto, la forma de pago y la descripción del acto. Siempre que sea posible, la verificación la realiza una persona distinta de quien capturó el Aviso.</w:t>
       </w:r>
     </w:p>
     <w:p>
@@ -3435,7 +4033,7 @@
           <w:sz w:val="20"/>
           <w:szCs w:val="20"/>
         </w:rPr>
-        <w:t xml:space="preserve">Respaldo y recuperación: respaldo de la información digital al menos una vez por semana en una ubicación distinta de la principal y prueba anual de recuperación, documentada (criterio del Programa).</w:t>
+        <w:t xml:space="preserve">Acuses: el acuse con sello digital se descarga y conserva en el expediente del cliente y en el control mensual (Documento D12-NOT) durante diez años; cada mes se concilian los actos u operaciones realizados, los Avisos o el informe en ceros presentados y sus acuses.</w:t>
       </w:r>
     </w:p>
     <w:p>
@@ -3453,54 +4051,7 @@
           <w:sz w:val="20"/>
           <w:szCs w:val="20"/>
         </w:rPr>
-        <w:t xml:space="preserve">Plazos y lugar de conservación: conforme al Documento D10-NOT.</w:t>
-      </w:r>
-    </w:p>
-    <w:p>
-      <w:pPr>
-        <w:shd w:fill="1F3864" w:val="clear"/>
-        <w:spacing w:after="100" w:before="220"/>
-      </w:pPr>
-      <w:r>
-        <w:rPr>
-          <w:rFonts w:ascii="Calibri" w:cs="Calibri" w:eastAsia="Calibri" w:hAnsi="Calibri"/>
-          <w:b/>
-          <w:bCs/>
-          <w:color w:val="FFFFFF"/>
-          <w:sz w:val="22"/>
-          <w:szCs w:val="22"/>
-        </w:rPr>
-        <w:t xml:space="preserve">Capítulo 11: Capacitación</w:t>
-      </w:r>
-    </w:p>
-    <w:p>
-      <w:pPr>
-        <w:spacing w:after="110"/>
-      </w:pPr>
-      <w:r>
-        <w:rPr>
-          <w:rFonts w:ascii="Calibri" w:cs="Calibri" w:eastAsia="Calibri" w:hAnsi="Calibri"/>
-          <w:sz w:val="20"/>
-          <w:szCs w:val="20"/>
-        </w:rPr>
-        <w:t xml:space="preserve">Aplica el Programa Anual de Capacitación, Documento D11-NOT, con los casos prácticos (D11B-NOT) y la evaluación de comprensión (D11C-NOT). Los cursos se imparten al menos una vez al año por instructores con al menos cinco años de experiencia en la materia (Art. 39 Bis RCG); la evidencia se conserva diez años (Art. 39 Bis 1 RCG).</w:t>
-      </w:r>
-    </w:p>
-    <w:p>
-      <w:pPr>
-        <w:keepNext/>
-        <w:spacing w:after="60" w:before="120"/>
-      </w:pPr>
-      <w:r>
-        <w:rPr>
-          <w:rFonts w:ascii="Calibri" w:cs="Calibri" w:eastAsia="Calibri" w:hAnsi="Calibri"/>
-          <w:b/>
-          <w:bCs/>
-          <w:color w:val="0A1628"/>
-          <w:sz w:val="19"/>
-          <w:szCs w:val="19"/>
-        </w:rPr>
-        <w:t xml:space="preserve">11.1 Evaluación y medidas ante resultados no satisfactorios (Art. 39 Bis 1 RCG)</w:t>
+        <w:t xml:space="preserve">Correcciones: si se detecta un error en un Aviso presentado, se presenta el Aviso modificatorio disponible en el Portal y se documentan la causa y la fecha de corrección.</w:t>
       </w:r>
     </w:p>
     <w:p>
@@ -3518,7 +4069,54 @@
           <w:sz w:val="20"/>
           <w:szCs w:val="20"/>
         </w:rPr>
-        <w:t xml:space="preserve">Al concluir cada curso, los participantes presentan la evaluación de conocimientos del Documento D11C-NOT; la calificación mínima aprobatoria es la que fija ese documento (aproximadamente 70 %). La constancia de participación solo se expide a quien aprueba.</w:t>
+        <w:t xml:space="preserve">Avisos de 24 horas: el análisis que lleva a presentar —o a no presentar— un Aviso por sospecha o por hechos o indicios se documenta por escrito, y su contenido se mantiene en estricta confidencialidad.</w:t>
+      </w:r>
+    </w:p>
+    <w:p>
+      <w:pPr>
+        <w:shd w:fill="1F3864" w:val="clear"/>
+        <w:spacing w:after="100" w:before="220"/>
+      </w:pPr>
+      <w:r>
+        <w:rPr>
+          <w:rFonts w:ascii="Calibri" w:cs="Calibri" w:eastAsia="Calibri" w:hAnsi="Calibri"/>
+          <w:b/>
+          <w:bCs/>
+          <w:color w:val="FFFFFF"/>
+          <w:sz w:val="22"/>
+          <w:szCs w:val="22"/>
+        </w:rPr>
+        <w:t xml:space="preserve">Capítulo 10: Resguardo Documental</w:t>
+      </w:r>
+    </w:p>
+    <w:p>
+      <w:pPr>
+        <w:spacing w:after="110"/>
+      </w:pPr>
+      <w:r>
+        <w:rPr>
+          <w:rFonts w:ascii="Calibri" w:cs="Calibri" w:eastAsia="Calibri" w:hAnsi="Calibri"/>
+          <w:sz w:val="20"/>
+          <w:szCs w:val="20"/>
+        </w:rPr>
+        <w:t xml:space="preserve">Aplica la Política de Resguardo Documental, Documento D10-NOT — plazo de conservación de 10 años conforme al artículo 18, fracción IV.</w:t>
+      </w:r>
+    </w:p>
+    <w:p>
+      <w:pPr>
+        <w:keepNext/>
+        <w:spacing w:after="60" w:before="120"/>
+      </w:pPr>
+      <w:r>
+        <w:rPr>
+          <w:rFonts w:ascii="Calibri" w:cs="Calibri" w:eastAsia="Calibri" w:hAnsi="Calibri"/>
+          <w:b/>
+          <w:bCs/>
+          <w:color w:val="0A1628"/>
+          <w:sz w:val="19"/>
+          <w:szCs w:val="19"/>
+        </w:rPr>
+        <w:t xml:space="preserve">10.1 Integridad, acceso, respaldo y recuperación (Art. 37 Bis, fr. VII, RCG)</w:t>
       </w:r>
     </w:p>
     <w:p>
@@ -3536,7 +4134,7 @@
           <w:sz w:val="20"/>
           <w:szCs w:val="20"/>
         </w:rPr>
-        <w:t xml:space="preserve">Primera reprobación: capacitación remedial dentro de los quince días hábiles siguientes y nueva evaluación.</w:t>
+        <w:t xml:space="preserve">Cada Cliente o Usuaria tiene un expediente único (físico, digital o mixto) con un índice de su contenido; los documentos digitalizados conservan su legibilidad y, cuando proceda, se resguarda el original.</w:t>
       </w:r>
     </w:p>
     <w:p>
@@ -3554,7 +4152,7 @@
           <w:sz w:val="20"/>
           <w:szCs w:val="20"/>
         </w:rPr>
-        <w:t xml:space="preserve">Segunda reprobación: la persona se retira temporalmente de las funciones de atención al público, identificación de clientes, envío de Avisos o administración de recursos hasta que acredite la evaluación; mientras tanto, actúa bajo supervisión directa.</w:t>
+        <w:t xml:space="preserve">Integridad: los registros no se alteran; las correcciones se hacen mediante una nueva versión fechada que conserva la anterior.</w:t>
       </w:r>
     </w:p>
     <w:p>
@@ -3572,7 +4170,7 @@
           <w:sz w:val="20"/>
           <w:szCs w:val="20"/>
         </w:rPr>
-        <w:t xml:space="preserve">Reincidencia o negativa injustificada a capacitarse: se aplican las medidas disciplinarias previstas en el reglamento interior de trabajo o en el contrato respectivo, conforme a la legislación laboral.</w:t>
+        <w:t xml:space="preserve">Acceso: restringido a las personas autorizadas en la sección de protección de datos de este Manual y al auditor.</w:t>
       </w:r>
     </w:p>
     <w:p>
@@ -3590,80 +4188,7 @@
           <w:sz w:val="20"/>
           <w:szCs w:val="20"/>
         </w:rPr>
-        <w:t xml:space="preserve">El personal que ingrese a áreas de atención al público o de administración de recursos se capacita antes de iniciar funciones o al mismo tiempo (Art. 39 Bis 1, tercer párrafo). Las evaluaciones, constancias, listas de asistencia y medidas aplicadas se conservan por diez años (Documento D11-NOT).</w:t>
-      </w:r>
-    </w:p>
-    <w:p>
-      <w:pPr>
-        <w:shd w:fill="1F3864" w:val="clear"/>
-        <w:spacing w:after="100" w:before="220"/>
-      </w:pPr>
-      <w:r>
-        <w:rPr>
-          <w:rFonts w:ascii="Calibri" w:cs="Calibri" w:eastAsia="Calibri" w:hAnsi="Calibri"/>
-          <w:b/>
-          <w:bCs/>
-          <w:color w:val="FFFFFF"/>
-          <w:sz w:val="22"/>
-          <w:szCs w:val="22"/>
-        </w:rPr>
-        <w:t xml:space="preserve">Capítulo 12: Auditoría Interna</w:t>
-      </w:r>
-    </w:p>
-    <w:p>
-      <w:pPr>
-        <w:spacing w:after="110"/>
-      </w:pPr>
-      <w:r>
-        <w:rPr>
-          <w:rFonts w:ascii="Calibri" w:cs="Calibri" w:eastAsia="Calibri" w:hAnsi="Calibri"/>
-          <w:sz w:val="20"/>
-          <w:szCs w:val="20"/>
-        </w:rPr>
-        <w:t xml:space="preserve">Formato del dictamen: Documento D13-NOT, conforme al artículo 18, fracción XI.</w:t>
-      </w:r>
-    </w:p>
-    <w:p>
-      <w:pPr>
-        <w:spacing w:after="110"/>
-      </w:pPr>
-      <w:r>
-        <w:rPr>
-          <w:rFonts w:ascii="Calibri" w:cs="Calibri" w:eastAsia="Calibri" w:hAnsi="Calibri"/>
-          <w:sz w:val="20"/>
-          <w:szCs w:val="20"/>
-        </w:rPr>
-        <w:t xml:space="preserve">La auditoría es anual, por año calendario (Art. 18, fr. XI, de la Ley; Arts. 42 a 51 RCG) y evalúa y dictamina la efectividad del cumplimiento de la Ley, su Reglamento y las RCG. Cuando el Riesgo de la Notaría, determinado conforme a la sección 5.1, sea bajo o medio, puede realizarla un área de auditoría interna independiente o una persona auditora externa independiente; cuando sea alto, una persona auditora externa independiente con título y cédula en derecho, contaduría, finanzas, administración o informática, al menos tres años de experiencia en la materia y certificación vigente de la UIF. Si la Notaría no cuenta con un área de auditoría interna independiente del Notario Titular, la revisión se encomienda a una persona auditora externa. El dictamen se estructura en siete secciones (presentación, objeto, volumen y muestreo, proceso de auditoría, hallazgos, resultados de cumplimiento y acciones correctivas) y califica cada obligación como Cumple, Cumple mayoritariamente, Cumple parcialmente, No cumple o No aplica.</w:t>
-      </w:r>
-    </w:p>
-    <w:p>
-      <w:pPr>
-        <w:keepNext/>
-        <w:spacing w:after="60" w:before="120"/>
-      </w:pPr>
-      <w:r>
-        <w:rPr>
-          <w:rFonts w:ascii="Calibri" w:cs="Calibri" w:eastAsia="Calibri" w:hAnsi="Calibri"/>
-          <w:b/>
-          <w:bCs/>
-          <w:color w:val="0A1628"/>
-          <w:sz w:val="19"/>
-          <w:szCs w:val="19"/>
-        </w:rPr>
-        <w:t xml:space="preserve">12.1 Control interno y supervisión continua (Art. 37 Bis, fr. XII, RCG)</w:t>
-      </w:r>
-    </w:p>
-    <w:p>
-      <w:pPr>
-        <w:spacing w:after="110"/>
-      </w:pPr>
-      <w:r>
-        <w:rPr>
-          <w:rFonts w:ascii="Calibri" w:cs="Calibri" w:eastAsia="Calibri" w:hAnsi="Calibri"/>
-          <w:sz w:val="20"/>
-          <w:szCs w:val="20"/>
-        </w:rPr>
-        <w:t xml:space="preserve">Además de la auditoría anual, se aplican los siguientes controles:</w:t>
+        <w:t xml:space="preserve">Respaldo y recuperación: respaldo de la información digital al menos una vez por semana en una ubicación distinta de la principal y prueba anual de recuperación, documentada (criterio del Programa).</w:t>
       </w:r>
     </w:p>
     <w:p>
@@ -3681,7 +4206,54 @@
           <w:sz w:val="20"/>
           <w:szCs w:val="20"/>
         </w:rPr>
-        <w:t xml:space="preserve">Control preventivo: antes de formalizar cada acto u operación, el Notario Titular — o la persona que designe — verifica con una lista de control que el expediente esté completo, el Grado de Riesgo asignado, las listas y la calidad de PEP consultadas, la forma de pago documentada y, en su caso, la aprobación o constancia de PEP de Riesgo alto.</w:t>
+        <w:t xml:space="preserve">Plazos y lugar de conservación: conforme al Documento D10-NOT.</w:t>
+      </w:r>
+    </w:p>
+    <w:p>
+      <w:pPr>
+        <w:shd w:fill="1F3864" w:val="clear"/>
+        <w:spacing w:after="100" w:before="220"/>
+      </w:pPr>
+      <w:r>
+        <w:rPr>
+          <w:rFonts w:ascii="Calibri" w:cs="Calibri" w:eastAsia="Calibri" w:hAnsi="Calibri"/>
+          <w:b/>
+          <w:bCs/>
+          <w:color w:val="FFFFFF"/>
+          <w:sz w:val="22"/>
+          <w:szCs w:val="22"/>
+        </w:rPr>
+        <w:t xml:space="preserve">Capítulo 11: Capacitación</w:t>
+      </w:r>
+    </w:p>
+    <w:p>
+      <w:pPr>
+        <w:spacing w:after="110"/>
+      </w:pPr>
+      <w:r>
+        <w:rPr>
+          <w:rFonts w:ascii="Calibri" w:cs="Calibri" w:eastAsia="Calibri" w:hAnsi="Calibri"/>
+          <w:sz w:val="20"/>
+          <w:szCs w:val="20"/>
+        </w:rPr>
+        <w:t xml:space="preserve">Aplica el Programa Anual de Capacitación, Documento D11-NOT, con los casos prácticos (D11B-NOT) y la evaluación de comprensión (D11C-NOT). Los cursos se imparten al menos una vez al año por instructores con al menos cinco años de experiencia en la materia (Art. 39 Bis RCG); la evidencia se conserva diez años (Art. 39 Bis 1 RCG).</w:t>
+      </w:r>
+    </w:p>
+    <w:p>
+      <w:pPr>
+        <w:keepNext/>
+        <w:spacing w:after="60" w:before="120"/>
+      </w:pPr>
+      <w:r>
+        <w:rPr>
+          <w:rFonts w:ascii="Calibri" w:cs="Calibri" w:eastAsia="Calibri" w:hAnsi="Calibri"/>
+          <w:b/>
+          <w:bCs/>
+          <w:color w:val="0A1628"/>
+          <w:sz w:val="19"/>
+          <w:szCs w:val="19"/>
+        </w:rPr>
+        <w:t xml:space="preserve">11.1 Evaluación y medidas ante resultados no satisfactorios (Art. 39 Bis 1 RCG)</w:t>
       </w:r>
     </w:p>
     <w:p>
@@ -3699,7 +4271,7 @@
           <w:sz w:val="20"/>
           <w:szCs w:val="20"/>
         </w:rPr>
-        <w:t xml:space="preserve">Control de detección mensual: conciliación de actos u operaciones, Avisos e informes y acuses (Documento D12-NOT); revisión de las alertas abiertas y de los Grados de Riesgo con reevaluación vencida.</w:t>
+        <w:t xml:space="preserve">Al concluir cada curso, los participantes presentan la evaluación de conocimientos del Documento D11C-NOT; la calificación mínima aprobatoria es la que fija ese documento (aproximadamente 70 %). La constancia de participación solo se expide a quien aprueba.</w:t>
       </w:r>
     </w:p>
     <w:p>
@@ -3717,7 +4289,7 @@
           <w:sz w:val="20"/>
           <w:szCs w:val="20"/>
         </w:rPr>
-        <w:t xml:space="preserve">Revisión trimestral: muestra de al menos el 10 % de los expedientes del trimestre (mínimo cinco), revisada por el Notario Titular, sobre expedientes integrados por el personal, o un tercero independiente cuando el propio Notario los haya integrado, con hallazgos y acciones correctivas (criterio del Programa).</w:t>
+        <w:t xml:space="preserve">Primera reprobación: capacitación remedial dentro de los quince días hábiles siguientes y nueva evaluación.</w:t>
       </w:r>
     </w:p>
     <w:p>
@@ -3735,7 +4307,7 @@
           <w:sz w:val="20"/>
           <w:szCs w:val="20"/>
         </w:rPr>
-        <w:t xml:space="preserve">Indicadores: porcentaje de expedientes completos, Avisos presentados en plazo, alertas atendidas en plazo y personal capacitado y acreditado.</w:t>
+        <w:t xml:space="preserve">Segunda reprobación: la persona se retira temporalmente de las funciones de atención al público, identificación de clientes, envío de Avisos o administración de recursos hasta que acredite la evaluación; mientras tanto, actúa bajo supervisión directa.</w:t>
       </w:r>
     </w:p>
     <w:p>
@@ -3753,7 +4325,206 @@
           <w:sz w:val="20"/>
           <w:szCs w:val="20"/>
         </w:rPr>
+        <w:t xml:space="preserve">Reincidencia o negativa injustificada a capacitarse: se aplican las medidas disciplinarias previstas en el reglamento interior de trabajo o en el contrato respectivo, conforme a la legislación laboral.</w:t>
+      </w:r>
+    </w:p>
+    <w:p>
+      <w:pPr>
+        <w:pStyle w:val="ListParagraph"/>
+        <w:numPr>
+          <w:ilvl w:val="0"/>
+          <w:numId w:val="1"/>
+        </w:numPr>
+        <w:spacing w:after="40"/>
+      </w:pPr>
+      <w:r>
+        <w:rPr>
+          <w:rFonts w:ascii="Calibri" w:cs="Calibri" w:eastAsia="Calibri" w:hAnsi="Calibri"/>
+          <w:sz w:val="20"/>
+          <w:szCs w:val="20"/>
+        </w:rPr>
+        <w:t xml:space="preserve">El personal que ingrese a áreas de atención al público o de administración de recursos se capacita antes de iniciar funciones o al mismo tiempo (Art. 39 Bis 1, tercer párrafo). Las evaluaciones, constancias, listas de asistencia y medidas aplicadas se conservan por diez años (Documento D11-NOT).</w:t>
+      </w:r>
+    </w:p>
+    <w:p>
+      <w:pPr>
+        <w:shd w:fill="1F3864" w:val="clear"/>
+        <w:spacing w:after="100" w:before="220"/>
+      </w:pPr>
+      <w:r>
+        <w:rPr>
+          <w:rFonts w:ascii="Calibri" w:cs="Calibri" w:eastAsia="Calibri" w:hAnsi="Calibri"/>
+          <w:b/>
+          <w:bCs/>
+          <w:color w:val="FFFFFF"/>
+          <w:sz w:val="22"/>
+          <w:szCs w:val="22"/>
+        </w:rPr>
+        <w:t xml:space="preserve">Capítulo 12: Auditoría Interna</w:t>
+      </w:r>
+    </w:p>
+    <w:p>
+      <w:pPr>
+        <w:spacing w:after="110"/>
+      </w:pPr>
+      <w:r>
+        <w:rPr>
+          <w:rFonts w:ascii="Calibri" w:cs="Calibri" w:eastAsia="Calibri" w:hAnsi="Calibri"/>
+          <w:sz w:val="20"/>
+          <w:szCs w:val="20"/>
+        </w:rPr>
+        <w:t xml:space="preserve">Formato del dictamen: Documento D13-NOT, conforme al artículo 18, fracción XI.</w:t>
+      </w:r>
+    </w:p>
+    <w:p>
+      <w:pPr>
+        <w:spacing w:after="110"/>
+      </w:pPr>
+      <w:r>
+        <w:rPr>
+          <w:rFonts w:ascii="Calibri" w:cs="Calibri" w:eastAsia="Calibri" w:hAnsi="Calibri"/>
+          <w:sz w:val="20"/>
+          <w:szCs w:val="20"/>
+        </w:rPr>
+        <w:t xml:space="preserve">La auditoría es anual, por año calendario (Art. 18, fr. XI, de la Ley; Arts. 42 a 51 RCG) y evalúa y dictamina la efectividad del cumplimiento de la Ley, su Reglamento y las RCG. Cuando el Riesgo de la Notaría, determinado conforme a la sección 5.1, sea bajo o medio, puede realizarla un área de auditoría interna independiente o una persona auditora externa independiente; cuando sea alto, una persona auditora externa independiente con título y cédula en derecho, contaduría, finanzas, administración o informática, al menos tres años de experiencia en la materia y certificación vigente de la UIF. Si la Notaría no cuenta con un área de auditoría interna independiente del Notario Titular, la revisión se encomienda a una persona auditora externa. El dictamen se estructura en siete secciones (presentación, objeto, volumen y muestreo, proceso de auditoría, hallazgos, resultados de cumplimiento y acciones correctivas) y califica cada obligación como Cumple, Cumple mayoritariamente, Cumple parcialmente, No cumple o No aplica.</w:t>
+      </w:r>
+    </w:p>
+    <w:p>
+      <w:pPr>
+        <w:keepNext/>
+        <w:spacing w:after="60" w:before="120"/>
+      </w:pPr>
+      <w:r>
+        <w:rPr>
+          <w:rFonts w:ascii="Calibri" w:cs="Calibri" w:eastAsia="Calibri" w:hAnsi="Calibri"/>
+          <w:b/>
+          <w:bCs/>
+          <w:color w:val="0A1628"/>
+          <w:sz w:val="19"/>
+          <w:szCs w:val="19"/>
+        </w:rPr>
+        <w:t xml:space="preserve">12.1 Control interno y supervisión continua (Art. 37 Bis, fr. XII, RCG)</w:t>
+      </w:r>
+    </w:p>
+    <w:p>
+      <w:pPr>
+        <w:spacing w:after="110"/>
+      </w:pPr>
+      <w:r>
+        <w:rPr>
+          <w:rFonts w:ascii="Calibri" w:cs="Calibri" w:eastAsia="Calibri" w:hAnsi="Calibri"/>
+          <w:sz w:val="20"/>
+          <w:szCs w:val="20"/>
+        </w:rPr>
+        <w:t xml:space="preserve">Además de la auditoría anual, se aplican los siguientes controles:</w:t>
+      </w:r>
+    </w:p>
+    <w:p>
+      <w:pPr>
+        <w:pStyle w:val="ListParagraph"/>
+        <w:numPr>
+          <w:ilvl w:val="0"/>
+          <w:numId w:val="1"/>
+        </w:numPr>
+        <w:spacing w:after="40"/>
+      </w:pPr>
+      <w:r>
+        <w:rPr>
+          <w:rFonts w:ascii="Calibri" w:cs="Calibri" w:eastAsia="Calibri" w:hAnsi="Calibri"/>
+          <w:sz w:val="20"/>
+          <w:szCs w:val="20"/>
+        </w:rPr>
+        <w:t xml:space="preserve">Control preventivo: antes de formalizar cada acto u operación, el Notario Titular — o la persona que designe — verifica con una lista de control que el expediente esté completo, el Grado de Riesgo asignado, las listas y la calidad de PEP consultadas, la forma de pago documentada y, en su caso, la aprobación o constancia de PEP de Riesgo alto.</w:t>
+      </w:r>
+    </w:p>
+    <w:p>
+      <w:pPr>
+        <w:pStyle w:val="ListParagraph"/>
+        <w:numPr>
+          <w:ilvl w:val="0"/>
+          <w:numId w:val="1"/>
+        </w:numPr>
+        <w:spacing w:after="40"/>
+      </w:pPr>
+      <w:r>
+        <w:rPr>
+          <w:rFonts w:ascii="Calibri" w:cs="Calibri" w:eastAsia="Calibri" w:hAnsi="Calibri"/>
+          <w:sz w:val="20"/>
+          <w:szCs w:val="20"/>
+        </w:rPr>
+        <w:t xml:space="preserve">Control de detección mensual: conciliación de actos u operaciones, Avisos e informes y acuses (Documento D12-NOT); revisión de las alertas abiertas y de los Grados de Riesgo con reevaluación vencida.</w:t>
+      </w:r>
+    </w:p>
+    <w:p>
+      <w:pPr>
+        <w:pStyle w:val="ListParagraph"/>
+        <w:numPr>
+          <w:ilvl w:val="0"/>
+          <w:numId w:val="1"/>
+        </w:numPr>
+        <w:spacing w:after="40"/>
+      </w:pPr>
+      <w:r>
+        <w:rPr>
+          <w:rFonts w:ascii="Calibri" w:cs="Calibri" w:eastAsia="Calibri" w:hAnsi="Calibri"/>
+          <w:sz w:val="20"/>
+          <w:szCs w:val="20"/>
+        </w:rPr>
+        <w:t xml:space="preserve">Revisión trimestral: muestra de al menos el 10 % de los expedientes del trimestre (mínimo cinco), revisada por el Notario Titular, sobre expedientes integrados por el personal, o un tercero independiente cuando el propio Notario los haya integrado, con hallazgos y acciones correctivas (criterio del Programa).</w:t>
+      </w:r>
+    </w:p>
+    <w:p>
+      <w:pPr>
+        <w:pStyle w:val="ListParagraph"/>
+        <w:numPr>
+          <w:ilvl w:val="0"/>
+          <w:numId w:val="1"/>
+        </w:numPr>
+        <w:spacing w:after="40"/>
+      </w:pPr>
+      <w:r>
+        <w:rPr>
+          <w:rFonts w:ascii="Calibri" w:cs="Calibri" w:eastAsia="Calibri" w:hAnsi="Calibri"/>
+          <w:sz w:val="20"/>
+          <w:szCs w:val="20"/>
+        </w:rPr>
+        <w:t xml:space="preserve">Indicadores: porcentaje de expedientes completos, Avisos presentados en plazo, alertas atendidas en plazo y personal capacitado y acreditado.</w:t>
+      </w:r>
+    </w:p>
+    <w:p>
+      <w:pPr>
+        <w:pStyle w:val="ListParagraph"/>
+        <w:numPr>
+          <w:ilvl w:val="0"/>
+          <w:numId w:val="1"/>
+        </w:numPr>
+        <w:spacing w:after="40"/>
+      </w:pPr>
+      <w:r>
+        <w:rPr>
+          <w:rFonts w:ascii="Calibri" w:cs="Calibri" w:eastAsia="Calibri" w:hAnsi="Calibri"/>
+          <w:sz w:val="20"/>
+          <w:szCs w:val="20"/>
+        </w:rPr>
         <w:t xml:space="preserve">Informe: el Notario Titular documenta semestralmente los resultados, hallazgos y acciones correctivas con responsable y fecha; el auditor revisa su seguimiento en la auditoría anual.</w:t>
+      </w:r>
+    </w:p>
+    <w:p>
+      <w:pPr>
+        <w:pStyle w:val="ListParagraph"/>
+        <w:numPr>
+          <w:ilvl w:val="0"/>
+          <w:numId w:val="1"/>
+        </w:numPr>
+        <w:spacing w:after="40"/>
+      </w:pPr>
+      <w:r>
+        <w:rPr>
+          <w:rFonts w:ascii="Calibri" w:cs="Calibri" w:eastAsia="Calibri" w:hAnsi="Calibri"/>
+          <w:sz w:val="20"/>
+          <w:szCs w:val="20"/>
+        </w:rPr>
+        <w:t xml:space="preserve">Plan de seguimiento de observaciones: cada hallazgo del dictamen de auditoría y de la supervisión interna se registra con su acción correctiva, responsable y fecha compromiso —no mayor a 90 días para los calificados "No cumple" y a 180 días para "Cumple parcialmente" (criterio del Programa)—. El Notario Titular da seguimiento trimestral, documenta el cierre con evidencia y presenta el estatus al siguiente auditor (Art. 42 RCG, programas de acción correctiva).</w:t>
       </w:r>
     </w:p>
     <w:p>
@@ -4479,6 +5250,701 @@
           <w:szCs w:val="20"/>
         </w:rPr>
         <w:t xml:space="preserve">Cada alerta se registra con fecha, cliente, parámetro, análisis, decisión (descartada; Perfil actualizado; reclasificación del Grado de Riesgo; o análisis de Aviso) y responsable. Si una alerta no puede descartarse razonablemente, se analiza conforme al Documento D9-NOT para determinar si procede el Aviso dentro de las 24 horas siguientes. Los registros se conservan diez años e integran los mecanismos automatizados.</w:t>
+      </w:r>
+    </w:p>
+    <w:p>
+      <w:pPr>
+        <w:keepNext/>
+        <w:spacing w:after="60" w:before="120"/>
+      </w:pPr>
+      <w:r>
+        <w:rPr>
+          <w:rFonts w:ascii="Calibri" w:cs="Calibri" w:eastAsia="Calibri" w:hAnsi="Calibri"/>
+          <w:b/>
+          <w:bCs/>
+          <w:color w:val="0A1628"/>
+          <w:sz w:val="19"/>
+          <w:szCs w:val="19"/>
+        </w:rPr>
+        <w:t xml:space="preserve">13.2 Procedimiento interno de análisis y dictamen de alertas</w:t>
+      </w:r>
+    </w:p>
+    <w:p>
+      <w:pPr>
+        <w:spacing w:after="110"/>
+      </w:pPr>
+      <w:r>
+        <w:rPr>
+          <w:rFonts w:ascii="Calibri" w:cs="Calibri" w:eastAsia="Calibri" w:hAnsi="Calibri"/>
+          <w:sz w:val="20"/>
+          <w:szCs w:val="20"/>
+        </w:rPr>
+        <w:t xml:space="preserve">Toda alerta —por desviación del Perfil Transaccional, señal de alerta, coincidencia en listas o PEP, o jurisdicción de Riesgo— sigue este flujo. Los plazos internos son criterio del Programa; el plazo de 24 horas es legal.</w:t>
+      </w:r>
+    </w:p>
+    <w:tbl>
+      <w:tblPr>
+        <w:tblW w:type="dxa" w:w="9500"/>
+        <w:tblBorders>
+          <w:top w:val="single" w:color="auto" w:sz="4"/>
+          <w:left w:val="single" w:color="auto" w:sz="4"/>
+          <w:bottom w:val="single" w:color="auto" w:sz="4"/>
+          <w:right w:val="single" w:color="auto" w:sz="4"/>
+          <w:insideH w:val="single" w:color="auto" w:sz="4"/>
+          <w:insideV w:val="single" w:color="auto" w:sz="4"/>
+        </w:tblBorders>
+        <w:tblLayout w:type="fixed"/>
+      </w:tblPr>
+      <w:tblGrid>
+        <w:gridCol w:w="2300"/>
+        <w:gridCol w:w="4600"/>
+        <w:gridCol w:w="2600"/>
+      </w:tblGrid>
+      <w:tr>
+        <w:trPr>
+          <w:tblHeader/>
+        </w:trPr>
+        <w:tc>
+          <w:tcPr>
+            <w:tcW w:type="dxa" w:w="2300"/>
+            <w:shd w:fill="1F3864" w:val="clear"/>
+            <w:tcMar>
+              <w:top w:type="dxa" w:w="60"/>
+              <w:left w:type="dxa" w:w="100"/>
+              <w:bottom w:type="dxa" w:w="60"/>
+              <w:right w:type="dxa" w:w="100"/>
+            </w:tcMar>
+          </w:tcPr>
+          <w:p>
+            <w:pPr>
+              <w:spacing w:after="0"/>
+            </w:pPr>
+            <w:r>
+              <w:rPr>
+                <w:rFonts w:ascii="Calibri" w:cs="Calibri" w:eastAsia="Calibri" w:hAnsi="Calibri"/>
+                <w:b/>
+                <w:bCs/>
+                <w:color w:val="FFFFFF"/>
+                <w:sz w:val="18"/>
+                <w:szCs w:val="18"/>
+              </w:rPr>
+              <w:t xml:space="preserve">Etapa</w:t>
+            </w:r>
+          </w:p>
+        </w:tc>
+        <w:tc>
+          <w:tcPr>
+            <w:tcW w:type="dxa" w:w="4600"/>
+            <w:shd w:fill="1F3864" w:val="clear"/>
+            <w:tcMar>
+              <w:top w:type="dxa" w:w="60"/>
+              <w:left w:type="dxa" w:w="100"/>
+              <w:bottom w:type="dxa" w:w="60"/>
+              <w:right w:type="dxa" w:w="100"/>
+            </w:tcMar>
+          </w:tcPr>
+          <w:p>
+            <w:pPr>
+              <w:spacing w:after="0"/>
+            </w:pPr>
+            <w:r>
+              <w:rPr>
+                <w:rFonts w:ascii="Calibri" w:cs="Calibri" w:eastAsia="Calibri" w:hAnsi="Calibri"/>
+                <w:b/>
+                <w:bCs/>
+                <w:color w:val="FFFFFF"/>
+                <w:sz w:val="18"/>
+                <w:szCs w:val="18"/>
+              </w:rPr>
+              <w:t xml:space="preserve">Actividad</w:t>
+            </w:r>
+          </w:p>
+        </w:tc>
+        <w:tc>
+          <w:tcPr>
+            <w:tcW w:type="dxa" w:w="2600"/>
+            <w:shd w:fill="1F3864" w:val="clear"/>
+            <w:tcMar>
+              <w:top w:type="dxa" w:w="60"/>
+              <w:left w:type="dxa" w:w="100"/>
+              <w:bottom w:type="dxa" w:w="60"/>
+              <w:right w:type="dxa" w:w="100"/>
+            </w:tcMar>
+          </w:tcPr>
+          <w:p>
+            <w:pPr>
+              <w:spacing w:after="0"/>
+            </w:pPr>
+            <w:r>
+              <w:rPr>
+                <w:rFonts w:ascii="Calibri" w:cs="Calibri" w:eastAsia="Calibri" w:hAnsi="Calibri"/>
+                <w:b/>
+                <w:bCs/>
+                <w:color w:val="FFFFFF"/>
+                <w:sz w:val="18"/>
+                <w:szCs w:val="18"/>
+              </w:rPr>
+              <w:t xml:space="preserve">Plazo</w:t>
+            </w:r>
+          </w:p>
+        </w:tc>
+      </w:tr>
+      <w:tr>
+        <w:trPr>
+          <w:cantSplit/>
+        </w:trPr>
+        <w:tc>
+          <w:tcPr>
+            <w:tcW w:type="dxa" w:w="2300"/>
+            <w:tcMar>
+              <w:top w:type="dxa" w:w="60"/>
+              <w:left w:type="dxa" w:w="100"/>
+              <w:bottom w:type="dxa" w:w="60"/>
+              <w:right w:type="dxa" w:w="100"/>
+            </w:tcMar>
+          </w:tcPr>
+          <w:p>
+            <w:pPr>
+              <w:spacing w:after="0"/>
+            </w:pPr>
+            <w:r>
+              <w:rPr>
+                <w:rFonts w:ascii="Calibri" w:cs="Calibri" w:eastAsia="Calibri" w:hAnsi="Calibri"/>
+                <w:sz w:val="18"/>
+                <w:szCs w:val="18"/>
+              </w:rPr>
+              <w:t xml:space="preserve">1. Registro</w:t>
+            </w:r>
+          </w:p>
+        </w:tc>
+        <w:tc>
+          <w:tcPr>
+            <w:tcW w:type="dxa" w:w="4600"/>
+            <w:tcMar>
+              <w:top w:type="dxa" w:w="60"/>
+              <w:left w:type="dxa" w:w="100"/>
+              <w:bottom w:type="dxa" w:w="60"/>
+              <w:right w:type="dxa" w:w="100"/>
+            </w:tcMar>
+          </w:tcPr>
+          <w:p>
+            <w:pPr>
+              <w:spacing w:after="0"/>
+            </w:pPr>
+            <w:r>
+              <w:rPr>
+                <w:rFonts w:ascii="Calibri" w:cs="Calibri" w:eastAsia="Calibri" w:hAnsi="Calibri"/>
+                <w:sz w:val="18"/>
+                <w:szCs w:val="18"/>
+              </w:rPr>
+              <w:t xml:space="preserve">Se registra la alerta con fecha, cliente, origen y parámetro activado.</w:t>
+            </w:r>
+          </w:p>
+        </w:tc>
+        <w:tc>
+          <w:tcPr>
+            <w:tcW w:type="dxa" w:w="2600"/>
+            <w:tcMar>
+              <w:top w:type="dxa" w:w="60"/>
+              <w:left w:type="dxa" w:w="100"/>
+              <w:bottom w:type="dxa" w:w="60"/>
+              <w:right w:type="dxa" w:w="100"/>
+            </w:tcMar>
+          </w:tcPr>
+          <w:p>
+            <w:pPr>
+              <w:spacing w:after="0"/>
+            </w:pPr>
+            <w:r>
+              <w:rPr>
+                <w:rFonts w:ascii="Calibri" w:cs="Calibri" w:eastAsia="Calibri" w:hAnsi="Calibri"/>
+                <w:sz w:val="18"/>
+                <w:szCs w:val="18"/>
+              </w:rPr>
+              <w:t xml:space="preserve">El mismo día en que se genera</w:t>
+            </w:r>
+          </w:p>
+        </w:tc>
+      </w:tr>
+      <w:tr>
+        <w:trPr>
+          <w:cantSplit/>
+        </w:trPr>
+        <w:tc>
+          <w:tcPr>
+            <w:tcW w:type="dxa" w:w="2300"/>
+            <w:tcMar>
+              <w:top w:type="dxa" w:w="60"/>
+              <w:left w:type="dxa" w:w="100"/>
+              <w:bottom w:type="dxa" w:w="60"/>
+              <w:right w:type="dxa" w:w="100"/>
+            </w:tcMar>
+          </w:tcPr>
+          <w:p>
+            <w:pPr>
+              <w:spacing w:after="0"/>
+            </w:pPr>
+            <w:r>
+              <w:rPr>
+                <w:rFonts w:ascii="Calibri" w:cs="Calibri" w:eastAsia="Calibri" w:hAnsi="Calibri"/>
+                <w:sz w:val="18"/>
+                <w:szCs w:val="18"/>
+              </w:rPr>
+              <w:t xml:space="preserve">2. Análisis preliminar</w:t>
+            </w:r>
+          </w:p>
+        </w:tc>
+        <w:tc>
+          <w:tcPr>
+            <w:tcW w:type="dxa" w:w="4600"/>
+            <w:tcMar>
+              <w:top w:type="dxa" w:w="60"/>
+              <w:left w:type="dxa" w:w="100"/>
+              <w:bottom w:type="dxa" w:w="60"/>
+              <w:right w:type="dxa" w:w="100"/>
+            </w:tcMar>
+          </w:tcPr>
+          <w:p>
+            <w:pPr>
+              <w:spacing w:after="0"/>
+            </w:pPr>
+            <w:r>
+              <w:rPr>
+                <w:rFonts w:ascii="Calibri" w:cs="Calibri" w:eastAsia="Calibri" w:hAnsi="Calibri"/>
+                <w:sz w:val="18"/>
+                <w:szCs w:val="18"/>
+              </w:rPr>
+              <w:t xml:space="preserve">Se revisan el expediente, el Perfil Transaccional y el historial. Si hace falta información del cliente, se solicita como actualización ordinaria del expediente, sin revelar la existencia de la alerta (Capítulo 16).</w:t>
+            </w:r>
+          </w:p>
+        </w:tc>
+        <w:tc>
+          <w:tcPr>
+            <w:tcW w:type="dxa" w:w="2600"/>
+            <w:tcMar>
+              <w:top w:type="dxa" w:w="60"/>
+              <w:left w:type="dxa" w:w="100"/>
+              <w:bottom w:type="dxa" w:w="60"/>
+              <w:right w:type="dxa" w:w="100"/>
+            </w:tcMar>
+          </w:tcPr>
+          <w:p>
+            <w:pPr>
+              <w:spacing w:after="0"/>
+            </w:pPr>
+            <w:r>
+              <w:rPr>
+                <w:rFonts w:ascii="Calibri" w:cs="Calibri" w:eastAsia="Calibri" w:hAnsi="Calibri"/>
+                <w:sz w:val="18"/>
+                <w:szCs w:val="18"/>
+              </w:rPr>
+              <w:t xml:space="preserve">≤ 2 días hábiles</w:t>
+            </w:r>
+          </w:p>
+        </w:tc>
+      </w:tr>
+      <w:tr>
+        <w:trPr>
+          <w:cantSplit/>
+        </w:trPr>
+        <w:tc>
+          <w:tcPr>
+            <w:tcW w:type="dxa" w:w="2300"/>
+            <w:tcMar>
+              <w:top w:type="dxa" w:w="60"/>
+              <w:left w:type="dxa" w:w="100"/>
+              <w:bottom w:type="dxa" w:w="60"/>
+              <w:right w:type="dxa" w:w="100"/>
+            </w:tcMar>
+          </w:tcPr>
+          <w:p>
+            <w:pPr>
+              <w:spacing w:after="0"/>
+            </w:pPr>
+            <w:r>
+              <w:rPr>
+                <w:rFonts w:ascii="Calibri" w:cs="Calibri" w:eastAsia="Calibri" w:hAnsi="Calibri"/>
+                <w:sz w:val="18"/>
+                <w:szCs w:val="18"/>
+              </w:rPr>
+              <w:t xml:space="preserve">3. Escalamiento</w:t>
+            </w:r>
+          </w:p>
+        </w:tc>
+        <w:tc>
+          <w:tcPr>
+            <w:tcW w:type="dxa" w:w="4600"/>
+            <w:tcMar>
+              <w:top w:type="dxa" w:w="60"/>
+              <w:left w:type="dxa" w:w="100"/>
+              <w:bottom w:type="dxa" w:w="60"/>
+              <w:right w:type="dxa" w:w="100"/>
+            </w:tcMar>
+          </w:tcPr>
+          <w:p>
+            <w:pPr>
+              <w:spacing w:after="0"/>
+            </w:pPr>
+            <w:r>
+              <w:rPr>
+                <w:rFonts w:ascii="Calibri" w:cs="Calibri" w:eastAsia="Calibri" w:hAnsi="Calibri"/>
+                <w:sz w:val="18"/>
+                <w:szCs w:val="18"/>
+              </w:rPr>
+              <w:t xml:space="preserve">Si la alerta no se descarta, se escala al Notario Titular. Las alertas de listas, PEP de Riesgo alto o jurisdicciones de Riesgo se escalan de inmediato.</w:t>
+            </w:r>
+          </w:p>
+        </w:tc>
+        <w:tc>
+          <w:tcPr>
+            <w:tcW w:type="dxa" w:w="2600"/>
+            <w:tcMar>
+              <w:top w:type="dxa" w:w="60"/>
+              <w:left w:type="dxa" w:w="100"/>
+              <w:bottom w:type="dxa" w:w="60"/>
+              <w:right w:type="dxa" w:w="100"/>
+            </w:tcMar>
+          </w:tcPr>
+          <w:p>
+            <w:pPr>
+              <w:spacing w:after="0"/>
+            </w:pPr>
+            <w:r>
+              <w:rPr>
+                <w:rFonts w:ascii="Calibri" w:cs="Calibri" w:eastAsia="Calibri" w:hAnsi="Calibri"/>
+                <w:sz w:val="18"/>
+                <w:szCs w:val="18"/>
+              </w:rPr>
+              <w:t xml:space="preserve">Inmediato al concluir la etapa 2</w:t>
+            </w:r>
+          </w:p>
+        </w:tc>
+      </w:tr>
+      <w:tr>
+        <w:trPr>
+          <w:cantSplit/>
+        </w:trPr>
+        <w:tc>
+          <w:tcPr>
+            <w:tcW w:type="dxa" w:w="2300"/>
+            <w:tcMar>
+              <w:top w:type="dxa" w:w="60"/>
+              <w:left w:type="dxa" w:w="100"/>
+              <w:bottom w:type="dxa" w:w="60"/>
+              <w:right w:type="dxa" w:w="100"/>
+            </w:tcMar>
+          </w:tcPr>
+          <w:p>
+            <w:pPr>
+              <w:spacing w:after="0"/>
+            </w:pPr>
+            <w:r>
+              <w:rPr>
+                <w:rFonts w:ascii="Calibri" w:cs="Calibri" w:eastAsia="Calibri" w:hAnsi="Calibri"/>
+                <w:sz w:val="18"/>
+                <w:szCs w:val="18"/>
+              </w:rPr>
+              <w:t xml:space="preserve">4. Dictamen</w:t>
+            </w:r>
+          </w:p>
+        </w:tc>
+        <w:tc>
+          <w:tcPr>
+            <w:tcW w:type="dxa" w:w="4600"/>
+            <w:tcMar>
+              <w:top w:type="dxa" w:w="60"/>
+              <w:left w:type="dxa" w:w="100"/>
+              <w:bottom w:type="dxa" w:w="60"/>
+              <w:right w:type="dxa" w:w="100"/>
+            </w:tcMar>
+          </w:tcPr>
+          <w:p>
+            <w:pPr>
+              <w:spacing w:after="0"/>
+            </w:pPr>
+            <w:r>
+              <w:rPr>
+                <w:rFonts w:ascii="Calibri" w:cs="Calibri" w:eastAsia="Calibri" w:hAnsi="Calibri"/>
+                <w:sz w:val="18"/>
+                <w:szCs w:val="18"/>
+              </w:rPr>
+              <w:t xml:space="preserve">Conclusión escrita y motivada: (a) descartada; (b) inusual sin elementos de sospecha → actualizar el Perfil y aplicar monitoreo reforzado; (c) sospechosa → Aviso por sospecha; (d) coincidencia confirmada en listas → abstención y Aviso.</w:t>
+            </w:r>
+          </w:p>
+        </w:tc>
+        <w:tc>
+          <w:tcPr>
+            <w:tcW w:type="dxa" w:w="2600"/>
+            <w:tcMar>
+              <w:top w:type="dxa" w:w="60"/>
+              <w:left w:type="dxa" w:w="100"/>
+              <w:bottom w:type="dxa" w:w="60"/>
+              <w:right w:type="dxa" w:w="100"/>
+            </w:tcMar>
+          </w:tcPr>
+          <w:p>
+            <w:pPr>
+              <w:spacing w:after="0"/>
+            </w:pPr>
+            <w:r>
+              <w:rPr>
+                <w:rFonts w:ascii="Calibri" w:cs="Calibri" w:eastAsia="Calibri" w:hAnsi="Calibri"/>
+                <w:sz w:val="18"/>
+                <w:szCs w:val="18"/>
+              </w:rPr>
+              <w:t xml:space="preserve">≤ 5 días hábiles desde la alerta</w:t>
+            </w:r>
+          </w:p>
+        </w:tc>
+      </w:tr>
+      <w:tr>
+        <w:trPr>
+          <w:cantSplit/>
+        </w:trPr>
+        <w:tc>
+          <w:tcPr>
+            <w:tcW w:type="dxa" w:w="2300"/>
+            <w:tcMar>
+              <w:top w:type="dxa" w:w="60"/>
+              <w:left w:type="dxa" w:w="100"/>
+              <w:bottom w:type="dxa" w:w="60"/>
+              <w:right w:type="dxa" w:w="100"/>
+            </w:tcMar>
+          </w:tcPr>
+          <w:p>
+            <w:pPr>
+              <w:spacing w:after="0"/>
+            </w:pPr>
+            <w:r>
+              <w:rPr>
+                <w:rFonts w:ascii="Calibri" w:cs="Calibri" w:eastAsia="Calibri" w:hAnsi="Calibri"/>
+                <w:sz w:val="18"/>
+                <w:szCs w:val="18"/>
+              </w:rPr>
+              <w:t xml:space="preserve">5. Aviso de 24 horas</w:t>
+            </w:r>
+          </w:p>
+        </w:tc>
+        <w:tc>
+          <w:tcPr>
+            <w:tcW w:type="dxa" w:w="4600"/>
+            <w:tcMar>
+              <w:top w:type="dxa" w:w="60"/>
+              <w:left w:type="dxa" w:w="100"/>
+              <w:bottom w:type="dxa" w:w="60"/>
+              <w:right w:type="dxa" w:w="100"/>
+            </w:tcMar>
+          </w:tcPr>
+          <w:p>
+            <w:pPr>
+              <w:spacing w:after="0"/>
+            </w:pPr>
+            <w:r>
+              <w:rPr>
+                <w:rFonts w:ascii="Calibri" w:cs="Calibri" w:eastAsia="Calibri" w:hAnsi="Calibri"/>
+                <w:sz w:val="18"/>
+                <w:szCs w:val="18"/>
+              </w:rPr>
+              <w:t xml:space="preserve">En los casos (c) y (d), el Aviso se presenta dentro de las 24 horas siguientes a que se reconoció la conducta inusitada o el indicio (Arts. 26 Bis, 26 Bis 1 y 27 RCG), aunque el acto no se haya celebrado o no alcance el umbral. Formato: Documento D9-NOT.</w:t>
+            </w:r>
+          </w:p>
+        </w:tc>
+        <w:tc>
+          <w:tcPr>
+            <w:tcW w:type="dxa" w:w="2600"/>
+            <w:tcMar>
+              <w:top w:type="dxa" w:w="60"/>
+              <w:left w:type="dxa" w:w="100"/>
+              <w:bottom w:type="dxa" w:w="60"/>
+              <w:right w:type="dxa" w:w="100"/>
+            </w:tcMar>
+          </w:tcPr>
+          <w:p>
+            <w:pPr>
+              <w:spacing w:after="0"/>
+            </w:pPr>
+            <w:r>
+              <w:rPr>
+                <w:rFonts w:ascii="Calibri" w:cs="Calibri" w:eastAsia="Calibri" w:hAnsi="Calibri"/>
+                <w:sz w:val="18"/>
+                <w:szCs w:val="18"/>
+              </w:rPr>
+              <w:t xml:space="preserve">24 horas (plazo legal)</w:t>
+            </w:r>
+          </w:p>
+        </w:tc>
+      </w:tr>
+      <w:tr>
+        <w:trPr>
+          <w:cantSplit/>
+        </w:trPr>
+        <w:tc>
+          <w:tcPr>
+            <w:tcW w:type="dxa" w:w="2300"/>
+            <w:tcMar>
+              <w:top w:type="dxa" w:w="60"/>
+              <w:left w:type="dxa" w:w="100"/>
+              <w:bottom w:type="dxa" w:w="60"/>
+              <w:right w:type="dxa" w:w="100"/>
+            </w:tcMar>
+          </w:tcPr>
+          <w:p>
+            <w:pPr>
+              <w:spacing w:after="0"/>
+            </w:pPr>
+            <w:r>
+              <w:rPr>
+                <w:rFonts w:ascii="Calibri" w:cs="Calibri" w:eastAsia="Calibri" w:hAnsi="Calibri"/>
+                <w:sz w:val="18"/>
+                <w:szCs w:val="18"/>
+              </w:rPr>
+              <w:t xml:space="preserve">6. Decisión sobre la relación</w:t>
+            </w:r>
+          </w:p>
+        </w:tc>
+        <w:tc>
+          <w:tcPr>
+            <w:tcW w:type="dxa" w:w="4600"/>
+            <w:tcMar>
+              <w:top w:type="dxa" w:w="60"/>
+              <w:left w:type="dxa" w:w="100"/>
+              <w:bottom w:type="dxa" w:w="60"/>
+              <w:right w:type="dxa" w:w="100"/>
+            </w:tcMar>
+          </w:tcPr>
+          <w:p>
+            <w:pPr>
+              <w:spacing w:after="0"/>
+            </w:pPr>
+            <w:r>
+              <w:rPr>
+                <w:rFonts w:ascii="Calibri" w:cs="Calibri" w:eastAsia="Calibri" w:hAnsi="Calibri"/>
+                <w:sz w:val="18"/>
+                <w:szCs w:val="18"/>
+              </w:rPr>
+              <w:t xml:space="preserve">Continuar, limitar o terminar la relación conforme a los criterios de apertura, limitación y terminación de este Manual.</w:t>
+            </w:r>
+          </w:p>
+        </w:tc>
+        <w:tc>
+          <w:tcPr>
+            <w:tcW w:type="dxa" w:w="2600"/>
+            <w:tcMar>
+              <w:top w:type="dxa" w:w="60"/>
+              <w:left w:type="dxa" w:w="100"/>
+              <w:bottom w:type="dxa" w:w="60"/>
+              <w:right w:type="dxa" w:w="100"/>
+            </w:tcMar>
+          </w:tcPr>
+          <w:p>
+            <w:pPr>
+              <w:spacing w:after="0"/>
+            </w:pPr>
+            <w:r>
+              <w:rPr>
+                <w:rFonts w:ascii="Calibri" w:cs="Calibri" w:eastAsia="Calibri" w:hAnsi="Calibri"/>
+                <w:sz w:val="18"/>
+                <w:szCs w:val="18"/>
+              </w:rPr>
+              <w:t xml:space="preserve">Junto con el dictamen</w:t>
+            </w:r>
+          </w:p>
+        </w:tc>
+      </w:tr>
+      <w:tr>
+        <w:trPr>
+          <w:cantSplit/>
+        </w:trPr>
+        <w:tc>
+          <w:tcPr>
+            <w:tcW w:type="dxa" w:w="2300"/>
+            <w:tcMar>
+              <w:top w:type="dxa" w:w="60"/>
+              <w:left w:type="dxa" w:w="100"/>
+              <w:bottom w:type="dxa" w:w="60"/>
+              <w:right w:type="dxa" w:w="100"/>
+            </w:tcMar>
+          </w:tcPr>
+          <w:p>
+            <w:pPr>
+              <w:spacing w:after="0"/>
+            </w:pPr>
+            <w:r>
+              <w:rPr>
+                <w:rFonts w:ascii="Calibri" w:cs="Calibri" w:eastAsia="Calibri" w:hAnsi="Calibri"/>
+                <w:sz w:val="18"/>
+                <w:szCs w:val="18"/>
+              </w:rPr>
+              <w:t xml:space="preserve">7. Conservación</w:t>
+            </w:r>
+          </w:p>
+        </w:tc>
+        <w:tc>
+          <w:tcPr>
+            <w:tcW w:type="dxa" w:w="4600"/>
+            <w:tcMar>
+              <w:top w:type="dxa" w:w="60"/>
+              <w:left w:type="dxa" w:w="100"/>
+              <w:bottom w:type="dxa" w:w="60"/>
+              <w:right w:type="dxa" w:w="100"/>
+            </w:tcMar>
+          </w:tcPr>
+          <w:p>
+            <w:pPr>
+              <w:spacing w:after="0"/>
+            </w:pPr>
+            <w:r>
+              <w:rPr>
+                <w:rFonts w:ascii="Calibri" w:cs="Calibri" w:eastAsia="Calibri" w:hAnsi="Calibri"/>
+                <w:sz w:val="18"/>
+                <w:szCs w:val="18"/>
+              </w:rPr>
+              <w:t xml:space="preserve">El registro, análisis, dictamen y evidencia se conservan diez años bajo confidencialidad.</w:t>
+            </w:r>
+          </w:p>
+        </w:tc>
+        <w:tc>
+          <w:tcPr>
+            <w:tcW w:type="dxa" w:w="2600"/>
+            <w:tcMar>
+              <w:top w:type="dxa" w:w="60"/>
+              <w:left w:type="dxa" w:w="100"/>
+              <w:bottom w:type="dxa" w:w="60"/>
+              <w:right w:type="dxa" w:w="100"/>
+            </w:tcMar>
+          </w:tcPr>
+          <w:p>
+            <w:pPr>
+              <w:spacing w:after="0"/>
+            </w:pPr>
+            <w:r>
+              <w:rPr>
+                <w:rFonts w:ascii="Calibri" w:cs="Calibri" w:eastAsia="Calibri" w:hAnsi="Calibri"/>
+                <w:sz w:val="18"/>
+                <w:szCs w:val="18"/>
+              </w:rPr>
+              <w:t xml:space="preserve">Permanente</w:t>
+            </w:r>
+          </w:p>
+        </w:tc>
+      </w:tr>
+    </w:tbl>
+    <w:p>
+      <w:pPr>
+        <w:spacing w:after="80"/>
+      </w:pPr>
+    </w:p>
+    <w:p>
+      <w:pPr>
+        <w:spacing w:after="110"/>
+      </w:pPr>
+      <w:r>
+        <w:rPr>
+          <w:rFonts w:ascii="Calibri" w:cs="Calibri" w:eastAsia="Calibri" w:hAnsi="Calibri"/>
+          <w:sz w:val="20"/>
+          <w:szCs w:val="20"/>
+        </w:rPr>
+        <w:t xml:space="preserve">El análisis no puede usarse para diferir el Aviso: en cuanto se reconoce la conducta inusitada o el indicio, corre el plazo de 24 horas. En el régimen de la LFPIORPI, los actos que alcanzan el umbral se reportan mediante el Aviso mensual ordinario, con independencia de este procedimiento.</w:t>
       </w:r>
     </w:p>
     <w:p>
@@ -5535,7 +7001,7 @@
                 <w:sz w:val="18"/>
                 <w:szCs w:val="18"/>
               </w:rPr>
-              <w:t xml:space="preserve">Caps. 4, 6 y 17</w:t>
+              <w:t xml:space="preserve">Caps. 4, 4.2, 6 y 17</w:t>
             </w:r>
           </w:p>
         </w:tc>
@@ -5737,7 +7203,7 @@
                 <w:sz w:val="18"/>
                 <w:szCs w:val="18"/>
               </w:rPr>
-              <w:t xml:space="preserve">Caps. 5, 5.2 y 5.3; Anexo B</w:t>
+              <w:t xml:space="preserve">Caps. 5, 5.2 a 5.4; Anexo B</w:t>
             </w:r>
           </w:p>
         </w:tc>
@@ -5939,7 +7405,7 @@
                 <w:sz w:val="18"/>
                 <w:szCs w:val="18"/>
               </w:rPr>
-              <w:t xml:space="preserve">Caps. 13 y 13.1</w:t>
+              <w:t xml:space="preserve">Caps. 13, 13.1 y 13.2</w:t>
             </w:r>
           </w:p>
         </w:tc>
